--- a/텀프로젝트결과보고서_초안.docx
+++ b/텀프로젝트결과보고서_초안.docx
@@ -27,31 +27,47 @@
           <w:rFonts w:ascii="바탕" w:eastAsia="바탕" w:hAnsi="바탕"/>
         </w:rPr>
       </w:pPr>
-      <w:proofErr w:type="gramStart"/>
-      <w:r>
-        <w:rPr>
-          <w:rFonts w:ascii="바탕" w:eastAsia="바탕" w:hAnsi="바탕" w:hint="eastAsia"/>
-        </w:rPr>
-        <w:t>&lt; &gt;</w:t>
-      </w:r>
-      <w:proofErr w:type="gramEnd"/>
-      <w:r>
-        <w:rPr>
-          <w:rFonts w:ascii="바탕" w:eastAsia="바탕" w:hAnsi="바탕" w:hint="eastAsia"/>
-        </w:rPr>
-        <w:t xml:space="preserve">조:  </w:t>
-      </w:r>
-      <w:r>
-        <w:rPr>
-          <w:rFonts w:ascii="바탕" w:eastAsia="바탕" w:hAnsi="바탕"/>
-        </w:rPr>
-        <w:t>이름 (</w:t>
-      </w:r>
-      <w:r>
-        <w:rPr>
-          <w:rFonts w:ascii="바탕" w:eastAsia="바탕" w:hAnsi="바탕" w:hint="eastAsia"/>
-        </w:rPr>
-        <w:t>학번)</w:t>
+      <w:r>
+        <w:rPr>
+          <w:rFonts w:ascii="바탕" w:eastAsia="바탕" w:hAnsi="바탕" w:hint="eastAsia"/>
+        </w:rPr>
+        <w:t>&lt;</w:t>
+      </w:r>
+      <w:r>
+        <w:rPr>
+          <w:rFonts w:ascii="바탕" w:eastAsia="바탕" w:hAnsi="바탕" w:hint="eastAsia"/>
+        </w:rPr>
+        <w:t>2</w:t>
+      </w:r>
+      <w:r>
+        <w:rPr>
+          <w:rFonts w:ascii="바탕" w:eastAsia="바탕" w:hAnsi="바탕" w:hint="eastAsia"/>
+        </w:rPr>
+        <w:t xml:space="preserve">&gt;조:  </w:t>
+      </w:r>
+      <w:r>
+        <w:rPr>
+          <w:rFonts w:ascii="바탕" w:eastAsia="바탕" w:hAnsi="바탕" w:hint="eastAsia"/>
+        </w:rPr>
+        <w:t>장지영</w:t>
+      </w:r>
+      <w:r>
+        <w:rPr>
+          <w:rFonts w:ascii="바탕" w:eastAsia="바탕" w:hAnsi="바탕"/>
+        </w:rPr>
+        <w:t xml:space="preserve"> (</w:t>
+      </w:r>
+      <w:r>
+        <w:rPr>
+          <w:rFonts w:ascii="바탕" w:eastAsia="바탕" w:hAnsi="바탕" w:hint="eastAsia"/>
+        </w:rPr>
+        <w:t>24101351</w:t>
+      </w:r>
+      <w:r>
+        <w:rPr>
+          <w:rFonts w:ascii="바탕" w:eastAsia="바탕" w:hAnsi="바탕" w:hint="eastAsia"/>
+        </w:rPr>
+        <w:t>)</w:t>
       </w:r>
       <w:r>
         <w:rPr>
@@ -63,7 +79,19 @@
         <w:rPr>
           <w:rFonts w:ascii="바탕" w:eastAsia="바탕" w:hAnsi="바탕" w:hint="eastAsia"/>
         </w:rPr>
-        <w:t xml:space="preserve">이름 </w:t>
+        <w:t>이</w:t>
+      </w:r>
+      <w:r>
+        <w:rPr>
+          <w:rFonts w:ascii="바탕" w:eastAsia="바탕" w:hAnsi="바탕" w:hint="eastAsia"/>
+        </w:rPr>
+        <w:t>우현</w:t>
+      </w:r>
+      <w:r>
+        <w:rPr>
+          <w:rFonts w:ascii="바탕" w:eastAsia="바탕" w:hAnsi="바탕" w:hint="eastAsia"/>
+        </w:rPr>
+        <w:t xml:space="preserve"> </w:t>
       </w:r>
       <w:r>
         <w:rPr>
@@ -73,9 +101,15 @@
       </w:r>
       <w:r>
         <w:rPr>
-          <w:rFonts w:ascii="바탕" w:eastAsia="바탕" w:hAnsi="바탕" w:hint="eastAsia"/>
-        </w:rPr>
-        <w:t>학번)</w:t>
+          <w:rFonts w:ascii="바탕" w:eastAsia="바탕" w:hAnsi="바탕"/>
+        </w:rPr>
+        <w:t>22101310</w:t>
+      </w:r>
+      <w:r>
+        <w:rPr>
+          <w:rFonts w:ascii="바탕" w:eastAsia="바탕" w:hAnsi="바탕" w:hint="eastAsia"/>
+        </w:rPr>
+        <w:t>)</w:t>
       </w:r>
     </w:p>
     <w:p>
@@ -103,7 +137,13 @@
         <w:rPr>
           <w:rFonts w:ascii="바탕" w:eastAsia="바탕" w:hAnsi="바탕" w:hint="eastAsia"/>
         </w:rPr>
-        <w:t>학과&gt;</w:t>
+        <w:t>전기정보공학과</w:t>
+      </w:r>
+      <w:r>
+        <w:rPr>
+          <w:rFonts w:ascii="바탕" w:eastAsia="바탕" w:hAnsi="바탕" w:hint="eastAsia"/>
+        </w:rPr>
+        <w:t>&gt;</w:t>
       </w:r>
     </w:p>
     <w:p>
@@ -156,245 +196,225 @@
         <w:pStyle w:val="ae"/>
         <w:spacing w:line="276" w:lineRule="auto"/>
         <w:rPr>
-          <w:b/>
-          <w:bCs/>
+          <w:color w:val="C45911" w:themeColor="accent2" w:themeShade="BF"/>
         </w:rPr>
       </w:pPr>
       <w:r>
         <w:rPr>
           <w:rFonts w:ascii="바탕" w:eastAsia="바탕" w:hAnsi="바탕" w:cs="Times New Roman" w:hint="eastAsia"/>
-          <w:b/>
-          <w:bCs/>
+          <w:color w:val="C45911" w:themeColor="accent2" w:themeShade="BF"/>
         </w:rPr>
         <w:t xml:space="preserve">결과 보고서는 </w:t>
       </w:r>
       <w:r>
         <w:rPr>
           <w:rFonts w:ascii="바탕" w:eastAsia="바탕" w:hAnsi="바탕" w:cs="Times New Roman"/>
-          <w:b/>
-          <w:bCs/>
+          <w:color w:val="C45911" w:themeColor="accent2" w:themeShade="BF"/>
         </w:rPr>
         <w:t xml:space="preserve">한글 또는 영문으로 </w:t>
       </w:r>
       <w:r>
         <w:rPr>
           <w:rFonts w:ascii="바탕" w:eastAsia="바탕" w:hAnsi="바탕" w:cs="Times New Roman"/>
-          <w:b/>
-          <w:bCs/>
+          <w:color w:val="C45911" w:themeColor="accent2" w:themeShade="BF"/>
         </w:rPr>
         <w:t>4</w:t>
       </w:r>
       <w:r>
         <w:rPr>
           <w:rFonts w:ascii="바탕" w:eastAsia="바탕" w:hAnsi="바탕" w:cs="Times New Roman" w:hint="eastAsia"/>
-          <w:b/>
-          <w:bCs/>
+          <w:color w:val="C45911" w:themeColor="accent2" w:themeShade="BF"/>
         </w:rPr>
         <w:t xml:space="preserve">페이지 이상으로 </w:t>
       </w:r>
       <w:r>
         <w:rPr>
           <w:rFonts w:ascii="바탕" w:eastAsia="바탕" w:hAnsi="바탕" w:cs="Times New Roman"/>
-          <w:b/>
-          <w:bCs/>
+          <w:color w:val="C45911" w:themeColor="accent2" w:themeShade="BF"/>
         </w:rPr>
         <w:t xml:space="preserve">작성해 주시기 바랍니다. </w:t>
       </w:r>
       <w:r>
         <w:rPr>
           <w:rFonts w:ascii="바탕" w:eastAsia="바탕" w:hAnsi="바탕" w:cs="Times New Roman" w:hint="eastAsia"/>
-          <w:b/>
-          <w:bCs/>
-        </w:rPr>
-        <w:t xml:space="preserve">조원이 1명이상인 경우는 </w:t>
-      </w:r>
-      <w:proofErr w:type="spellStart"/>
+          <w:color w:val="C45911" w:themeColor="accent2" w:themeShade="BF"/>
+        </w:rPr>
+        <w:t>조원이 1명이상인 경우는 마지</w:t>
+      </w:r>
       <w:r>
         <w:rPr>
           <w:rFonts w:ascii="바탕" w:eastAsia="바탕" w:hAnsi="바탕" w:cs="Times New Roman" w:hint="eastAsia"/>
-          <w:b/>
-          <w:bCs/>
-        </w:rPr>
-        <w:t>마지작</w:t>
-      </w:r>
-      <w:proofErr w:type="spellEnd"/>
+          <w:color w:val="C45911" w:themeColor="accent2" w:themeShade="BF"/>
+        </w:rPr>
+        <w:t>막</w:t>
+      </w:r>
       <w:r>
         <w:rPr>
           <w:rFonts w:ascii="바탕" w:eastAsia="바탕" w:hAnsi="바탕" w:cs="Times New Roman" w:hint="eastAsia"/>
-          <w:b/>
-          <w:bCs/>
+          <w:color w:val="C45911" w:themeColor="accent2" w:themeShade="BF"/>
         </w:rPr>
         <w:t xml:space="preserve"> 절에 조원의 역할을 명기하기 바랍니다.</w:t>
       </w:r>
       <w:r>
         <w:rPr>
           <w:rFonts w:ascii="바탕" w:eastAsia="바탕" w:hAnsi="바탕" w:cs="Times New Roman"/>
-          <w:b/>
-          <w:bCs/>
+          <w:color w:val="C45911" w:themeColor="accent2" w:themeShade="BF"/>
         </w:rPr>
         <w:t xml:space="preserve"> </w:t>
       </w:r>
       <w:r>
         <w:rPr>
           <w:rFonts w:ascii="바탕" w:eastAsia="바탕" w:hAnsi="바탕" w:cs="Times New Roman" w:hint="eastAsia"/>
-          <w:b/>
-          <w:bCs/>
-        </w:rPr>
-        <w:t>요약에는 다름과 같은 내용이 포함되도록 작성하기 바랍니다.</w:t>
+          <w:color w:val="C45911" w:themeColor="accent2" w:themeShade="BF"/>
+        </w:rPr>
+        <w:t>요약에는 다</w:t>
+      </w:r>
+      <w:r>
+        <w:rPr>
+          <w:rFonts w:ascii="바탕" w:eastAsia="바탕" w:hAnsi="바탕" w:cs="Times New Roman" w:hint="eastAsia"/>
+          <w:color w:val="C45911" w:themeColor="accent2" w:themeShade="BF"/>
+        </w:rPr>
+        <w:t>음</w:t>
+      </w:r>
+      <w:r>
+        <w:rPr>
+          <w:rFonts w:ascii="바탕" w:eastAsia="바탕" w:hAnsi="바탕" w:cs="Times New Roman" w:hint="eastAsia"/>
+          <w:color w:val="C45911" w:themeColor="accent2" w:themeShade="BF"/>
+        </w:rPr>
+        <w:t>과 같은 내용이 포함되도록 작성하기 바랍니다.</w:t>
       </w:r>
       <w:r>
         <w:rPr>
           <w:rFonts w:ascii="바탕" w:eastAsia="바탕" w:hAnsi="바탕" w:cs="Times New Roman"/>
-          <w:b/>
-          <w:bCs/>
+          <w:color w:val="C45911" w:themeColor="accent2" w:themeShade="BF"/>
         </w:rPr>
         <w:t xml:space="preserve"> 1. </w:t>
       </w:r>
       <w:r>
         <w:rPr>
           <w:rFonts w:ascii="바탕" w:eastAsia="바탕" w:hAnsi="바탕" w:cs="Times New Roman" w:hint="eastAsia"/>
-          <w:b/>
-          <w:bCs/>
+          <w:color w:val="C45911" w:themeColor="accent2" w:themeShade="BF"/>
         </w:rPr>
         <w:t xml:space="preserve">해결하려고 하는 문제/응용 </w:t>
       </w:r>
       <w:r>
         <w:rPr>
           <w:rFonts w:ascii="바탕" w:eastAsia="바탕" w:hAnsi="바탕" w:cs="Times New Roman"/>
-          <w:b/>
-          <w:bCs/>
+          <w:color w:val="C45911" w:themeColor="accent2" w:themeShade="BF"/>
         </w:rPr>
         <w:t xml:space="preserve">2. </w:t>
       </w:r>
       <w:r>
         <w:rPr>
           <w:rFonts w:ascii="바탕" w:eastAsia="바탕" w:hAnsi="바탕" w:cs="Times New Roman" w:hint="eastAsia"/>
-          <w:b/>
-          <w:bCs/>
+          <w:color w:val="C45911" w:themeColor="accent2" w:themeShade="BF"/>
         </w:rPr>
         <w:t>사용한 방법 및 알고리즘 (혹시 추가로 개발한 아이디어가 있으면 별도로 명시.</w:t>
       </w:r>
       <w:r>
         <w:rPr>
           <w:rFonts w:ascii="바탕" w:eastAsia="바탕" w:hAnsi="바탕" w:cs="Times New Roman"/>
-          <w:b/>
-          <w:bCs/>
+          <w:color w:val="C45911" w:themeColor="accent2" w:themeShade="BF"/>
         </w:rPr>
         <w:t xml:space="preserve"> 3. </w:t>
       </w:r>
       <w:r>
         <w:rPr>
           <w:rFonts w:ascii="바탕" w:eastAsia="바탕" w:hAnsi="바탕" w:cs="Times New Roman" w:hint="eastAsia"/>
-          <w:b/>
-          <w:bCs/>
+          <w:color w:val="C45911" w:themeColor="accent2" w:themeShade="BF"/>
         </w:rPr>
         <w:t xml:space="preserve">실험한 결과 </w:t>
       </w:r>
       <w:r>
         <w:rPr>
           <w:rFonts w:ascii="바탕" w:eastAsia="바탕" w:hAnsi="바탕" w:cs="Times New Roman"/>
-          <w:b/>
-          <w:bCs/>
+          <w:color w:val="C45911" w:themeColor="accent2" w:themeShade="BF"/>
         </w:rPr>
         <w:t>(</w:t>
       </w:r>
       <w:r>
         <w:rPr>
           <w:rFonts w:ascii="바탕" w:eastAsia="바탕" w:hAnsi="바탕" w:cs="Times New Roman" w:hint="eastAsia"/>
-          <w:b/>
-          <w:bCs/>
+          <w:color w:val="C45911" w:themeColor="accent2" w:themeShade="BF"/>
         </w:rPr>
         <w:t>가능한 정량</w:t>
       </w:r>
       <w:r>
         <w:rPr>
           <w:rFonts w:ascii="바탕" w:eastAsia="바탕" w:hAnsi="바탕" w:cs="Times New Roman" w:hint="eastAsia"/>
-          <w:b/>
-          <w:bCs/>
+          <w:color w:val="C45911" w:themeColor="accent2" w:themeShade="BF"/>
         </w:rPr>
         <w:t>적인</w:t>
       </w:r>
       <w:r>
         <w:rPr>
           <w:rFonts w:ascii="바탕" w:eastAsia="바탕" w:hAnsi="바탕" w:cs="Times New Roman" w:hint="eastAsia"/>
-          <w:b/>
-          <w:bCs/>
+          <w:color w:val="C45911" w:themeColor="accent2" w:themeShade="BF"/>
         </w:rPr>
         <w:t xml:space="preserve"> 성능,</w:t>
       </w:r>
       <w:r>
         <w:rPr>
           <w:rFonts w:ascii="바탕" w:eastAsia="바탕" w:hAnsi="바탕" w:cs="Times New Roman"/>
-          <w:b/>
-          <w:bCs/>
+          <w:color w:val="C45911" w:themeColor="accent2" w:themeShade="BF"/>
         </w:rPr>
         <w:t xml:space="preserve"> </w:t>
       </w:r>
       <w:r>
         <w:rPr>
           <w:rFonts w:ascii="바탕" w:eastAsia="바탕" w:hAnsi="바탕" w:cs="Times New Roman" w:hint="eastAsia"/>
-          <w:b/>
-          <w:bCs/>
+          <w:color w:val="C45911" w:themeColor="accent2" w:themeShade="BF"/>
         </w:rPr>
         <w:t>속도 등)</w:t>
       </w:r>
       <w:r>
         <w:rPr>
           <w:rFonts w:ascii="바탕" w:eastAsia="바탕" w:hAnsi="바탕" w:cs="Times New Roman"/>
-          <w:b/>
-          <w:bCs/>
+          <w:color w:val="C45911" w:themeColor="accent2" w:themeShade="BF"/>
         </w:rPr>
         <w:t xml:space="preserve"> 4. </w:t>
       </w:r>
       <w:r>
         <w:rPr>
           <w:rFonts w:ascii="바탕" w:eastAsia="바탕" w:hAnsi="바탕" w:cs="Times New Roman" w:hint="eastAsia"/>
-          <w:b/>
-          <w:bCs/>
+          <w:color w:val="C45911" w:themeColor="accent2" w:themeShade="BF"/>
         </w:rPr>
         <w:t xml:space="preserve">해결하지 못한 사항. </w:t>
       </w:r>
       <w:r>
         <w:rPr>
           <w:rFonts w:ascii="바탕" w:eastAsia="바탕" w:hAnsi="바탕" w:cs="Times New Roman" w:hint="eastAsia"/>
-          <w:b/>
-          <w:bCs/>
-        </w:rPr>
-        <w:t xml:space="preserve">본문의 내용은 가급적 그림이나 </w:t>
-      </w:r>
-      <w:proofErr w:type="spellStart"/>
+          <w:color w:val="C45911" w:themeColor="accent2" w:themeShade="BF"/>
+        </w:rPr>
+        <w:t>본문의 내용은 가급적 그림이나 표로 표시하고 이를 설명하는 형태로 한다.</w:t>
+      </w:r>
+      <w:r>
+        <w:rPr>
+          <w:rFonts w:ascii="바탕" w:eastAsia="바탕" w:hAnsi="바탕" w:cs="Times New Roman"/>
+          <w:color w:val="C45911" w:themeColor="accent2" w:themeShade="BF"/>
+        </w:rPr>
+        <w:t xml:space="preserve"> </w:t>
+      </w:r>
       <w:r>
         <w:rPr>
           <w:rFonts w:ascii="바탕" w:eastAsia="바탕" w:hAnsi="바탕" w:cs="Times New Roman" w:hint="eastAsia"/>
-          <w:b/>
-          <w:bCs/>
-        </w:rPr>
-        <w:t>표으로</w:t>
-      </w:r>
-      <w:proofErr w:type="spellEnd"/>
+          <w:color w:val="C45911" w:themeColor="accent2" w:themeShade="BF"/>
+        </w:rPr>
+        <w:t xml:space="preserve">내가 적어 </w:t>
+      </w:r>
       <w:r>
         <w:rPr>
           <w:rFonts w:ascii="바탕" w:eastAsia="바탕" w:hAnsi="바탕" w:cs="Times New Roman" w:hint="eastAsia"/>
-          <w:b/>
-          <w:bCs/>
-        </w:rPr>
-        <w:t xml:space="preserve"> 표시하고 이를 설명하는 형태로 한다.</w:t>
-      </w:r>
-      <w:r>
-        <w:rPr>
-          <w:rFonts w:ascii="바탕" w:eastAsia="바탕" w:hAnsi="바탕" w:cs="Times New Roman"/>
-          <w:b/>
-          <w:bCs/>
-        </w:rPr>
-        <w:t xml:space="preserve"> </w:t>
+          <w:color w:val="C45911" w:themeColor="accent2" w:themeShade="BF"/>
+        </w:rPr>
+        <w:t>놓은</w:t>
       </w:r>
       <w:r>
         <w:rPr>
           <w:rFonts w:ascii="바탕" w:eastAsia="바탕" w:hAnsi="바탕" w:cs="Times New Roman" w:hint="eastAsia"/>
-          <w:b/>
-          <w:bCs/>
-        </w:rPr>
-        <w:t xml:space="preserve">내가 적어 논 설명 내용은 제출시에는 깨끗하게 제거하고 제출한다. </w:t>
+          <w:color w:val="C45911" w:themeColor="accent2" w:themeShade="BF"/>
+        </w:rPr>
+        <w:t xml:space="preserve"> 설명 내용은 제출시에는 깨끗하게 제거하고 제출한다. </w:t>
       </w:r>
     </w:p>
     <w:p>
@@ -543,25 +563,20 @@
         <w:ind w:firstLine="278"/>
         <w:rPr>
           <w:rFonts w:ascii="바탕체" w:hAnsi="바탕체" w:cs="바탕체"/>
+          <w:color w:val="C45911" w:themeColor="accent2" w:themeShade="BF"/>
         </w:rPr>
       </w:pPr>
       <w:r>
         <w:rPr>
           <w:rFonts w:ascii="바탕체" w:hAnsi="바탕체" w:cs="바탕체" w:hint="eastAsia"/>
-          <w:b/>
-          <w:bCs/>
-        </w:rPr>
-        <w:t>해결하고자 하는 문제에 대하여 그림으로 표현하고 그 내용을 설명하기 바랍니다</w:t>
-      </w:r>
-      <w:r>
-        <w:rPr>
-          <w:rFonts w:ascii="바탕체" w:hAnsi="바탕체" w:cs="바탕체" w:hint="eastAsia"/>
-        </w:rPr>
-        <w:t>.</w:t>
+          <w:color w:val="C45911" w:themeColor="accent2" w:themeShade="BF"/>
+        </w:rPr>
+        <w:t>해결하고자 하는 문제에 대하여 그림으로 표현하고 그 내용을 설명하기 바랍니다.</w:t>
       </w:r>
       <w:r>
         <w:rPr>
           <w:rFonts w:ascii="바탕체" w:hAnsi="바탕체" w:cs="바탕체"/>
+          <w:color w:val="C45911" w:themeColor="accent2" w:themeShade="BF"/>
         </w:rPr>
         <w:t xml:space="preserve"> </w:t>
       </w:r>
@@ -772,9 +787,6 @@
           <w:p>
             <w:pPr>
               <w:jc w:val="center"/>
-              <w:rPr>
-                <w:rFonts w:hint="eastAsia"/>
-              </w:rPr>
             </w:pPr>
             <w:r>
               <w:rPr>
@@ -856,9 +868,6 @@
           <w:p>
             <w:pPr>
               <w:jc w:val="center"/>
-              <w:rPr>
-                <w:rFonts w:hint="eastAsia"/>
-              </w:rPr>
             </w:pPr>
             <w:r>
               <w:rPr>
@@ -1052,7 +1061,7 @@
       <w:pPr>
         <w:ind w:firstLineChars="100" w:firstLine="200"/>
         <w:rPr>
-          <w:rFonts w:ascii="바탕" w:eastAsia="바탕" w:hAnsi="바탕" w:hint="eastAsia"/>
+          <w:rFonts w:ascii="바탕" w:eastAsia="바탕" w:hAnsi="바탕"/>
         </w:rPr>
       </w:pPr>
       <w:r>
@@ -1092,293 +1101,37 @@
     </w:p>
     <w:p>
       <w:pPr>
+        <w:spacing w:before="240" w:after="240"/>
         <w:ind w:firstLineChars="100" w:firstLine="200"/>
-        <w:rPr>
-          <w:rFonts w:eastAsia="문체부 바탕체" w:hint="eastAsia"/>
-        </w:rPr>
-      </w:pPr>
-      <w:r>
-        <w:rPr>
-          <w:rFonts w:eastAsia="문체부 바탕체" w:hint="eastAsia"/>
-        </w:rPr>
-        <w:t>또한</w:t>
-      </w:r>
-      <w:r>
-        <w:rPr>
-          <w:rFonts w:eastAsia="문체부 바탕체" w:hint="eastAsia"/>
-        </w:rPr>
-        <w:t xml:space="preserve"> </w:t>
-      </w:r>
-      <w:r>
-        <w:rPr>
-          <w:rFonts w:eastAsia="문체부 바탕체" w:hint="eastAsia"/>
-        </w:rPr>
-        <w:t>일반</w:t>
-      </w:r>
-      <w:r>
-        <w:rPr>
-          <w:rFonts w:eastAsia="문체부 바탕체" w:hint="eastAsia"/>
-        </w:rPr>
-        <w:t xml:space="preserve"> </w:t>
-      </w:r>
-      <w:proofErr w:type="gramStart"/>
-      <w:r>
-        <w:rPr>
-          <w:rFonts w:eastAsia="문체부 바탕체" w:hint="eastAsia"/>
-        </w:rPr>
-        <w:t>횡</w:t>
-      </w:r>
-      <w:r>
-        <w:rPr>
-          <w:rFonts w:eastAsia="문체부 바탕체" w:hint="eastAsia"/>
-        </w:rPr>
-        <w:t>단</w:t>
-      </w:r>
-      <w:r>
-        <w:rPr>
-          <w:rFonts w:eastAsia="문체부 바탕체" w:hint="eastAsia"/>
-        </w:rPr>
-        <w:t>보도</w:t>
-      </w:r>
-      <w:r>
-        <w:rPr>
-          <w:rFonts w:eastAsia="문체부 바탕체" w:hint="eastAsia"/>
-        </w:rPr>
-        <w:t xml:space="preserve"> </w:t>
-      </w:r>
-      <w:r>
-        <w:rPr>
-          <w:rFonts w:eastAsia="문체부 바탕체" w:hint="eastAsia"/>
-        </w:rPr>
-        <w:t>뿐만</w:t>
-      </w:r>
-      <w:proofErr w:type="gramEnd"/>
-      <w:r>
-        <w:rPr>
-          <w:rFonts w:eastAsia="문체부 바탕체" w:hint="eastAsia"/>
-        </w:rPr>
-        <w:t xml:space="preserve"> </w:t>
-      </w:r>
-      <w:r>
-        <w:rPr>
-          <w:rFonts w:eastAsia="문체부 바탕체" w:hint="eastAsia"/>
-        </w:rPr>
-        <w:t>아니라</w:t>
-      </w:r>
-      <w:r>
-        <w:rPr>
-          <w:rFonts w:eastAsia="문체부 바탕체" w:hint="eastAsia"/>
-        </w:rPr>
-        <w:t xml:space="preserve"> </w:t>
-      </w:r>
-      <w:r>
-        <w:rPr>
-          <w:rFonts w:eastAsia="문체부 바탕체" w:hint="eastAsia"/>
-        </w:rPr>
-        <w:t>노란색</w:t>
-      </w:r>
-      <w:r>
-        <w:rPr>
-          <w:rFonts w:eastAsia="문체부 바탕체" w:hint="eastAsia"/>
-        </w:rPr>
-        <w:t xml:space="preserve"> </w:t>
-      </w:r>
-      <w:r>
-        <w:rPr>
-          <w:rFonts w:eastAsia="문체부 바탕체" w:hint="eastAsia"/>
-        </w:rPr>
-        <w:t>어린이</w:t>
-      </w:r>
-      <w:r>
-        <w:rPr>
-          <w:rFonts w:eastAsia="문체부 바탕체" w:hint="eastAsia"/>
-        </w:rPr>
-        <w:t xml:space="preserve"> </w:t>
-      </w:r>
-      <w:r>
-        <w:rPr>
-          <w:rFonts w:eastAsia="문체부 바탕체" w:hint="eastAsia"/>
-        </w:rPr>
-        <w:t>보호구역</w:t>
-      </w:r>
-      <w:r>
-        <w:rPr>
-          <w:rFonts w:eastAsia="문체부 바탕체" w:hint="eastAsia"/>
-        </w:rPr>
-        <w:t xml:space="preserve"> </w:t>
-      </w:r>
-      <w:r>
-        <w:rPr>
-          <w:rFonts w:eastAsia="문체부 바탕체" w:hint="eastAsia"/>
-        </w:rPr>
-        <w:t>횡단보도</w:t>
-      </w:r>
-      <w:r>
-        <w:rPr>
-          <w:rFonts w:eastAsia="문체부 바탕체" w:hint="eastAsia"/>
-        </w:rPr>
-        <w:t xml:space="preserve"> </w:t>
-      </w:r>
-      <w:r>
-        <w:rPr>
-          <w:rFonts w:eastAsia="문체부 바탕체" w:hint="eastAsia"/>
-        </w:rPr>
-        <w:t>환경에서도</w:t>
-      </w:r>
-      <w:r>
-        <w:rPr>
-          <w:rFonts w:eastAsia="문체부 바탕체" w:hint="eastAsia"/>
-        </w:rPr>
-        <w:t xml:space="preserve"> </w:t>
-      </w:r>
-      <w:r>
-        <w:rPr>
-          <w:rFonts w:eastAsia="문체부 바탕체" w:hint="eastAsia"/>
-        </w:rPr>
-        <w:t>안정적인</w:t>
-      </w:r>
-      <w:r>
-        <w:rPr>
-          <w:rFonts w:eastAsia="문체부 바탕체" w:hint="eastAsia"/>
-        </w:rPr>
-        <w:t xml:space="preserve"> </w:t>
-      </w:r>
-      <w:r>
-        <w:rPr>
-          <w:rFonts w:eastAsia="문체부 바탕체" w:hint="eastAsia"/>
-        </w:rPr>
-        <w:t>성능을</w:t>
-      </w:r>
-      <w:r>
-        <w:rPr>
-          <w:rFonts w:eastAsia="문체부 바탕체" w:hint="eastAsia"/>
-        </w:rPr>
-        <w:t xml:space="preserve"> </w:t>
-      </w:r>
-      <w:r>
-        <w:rPr>
-          <w:rFonts w:eastAsia="문체부 바탕체" w:hint="eastAsia"/>
-        </w:rPr>
-        <w:t>확보하기</w:t>
-      </w:r>
-      <w:r>
-        <w:rPr>
-          <w:rFonts w:eastAsia="문체부 바탕체" w:hint="eastAsia"/>
-        </w:rPr>
-        <w:t xml:space="preserve"> </w:t>
-      </w:r>
-      <w:r>
-        <w:rPr>
-          <w:rFonts w:eastAsia="문체부 바탕체" w:hint="eastAsia"/>
-        </w:rPr>
-        <w:t>위하여</w:t>
-      </w:r>
-      <w:r>
-        <w:rPr>
-          <w:rFonts w:eastAsia="문체부 바탕체" w:hint="eastAsia"/>
-        </w:rPr>
-        <w:t xml:space="preserve"> </w:t>
-      </w:r>
-      <w:r>
-        <w:rPr>
-          <w:rFonts w:eastAsia="문체부 바탕체" w:hint="eastAsia"/>
-        </w:rPr>
-        <w:t>추가</w:t>
-      </w:r>
-      <w:r>
-        <w:rPr>
-          <w:rFonts w:eastAsia="문체부 바탕체" w:hint="eastAsia"/>
-        </w:rPr>
-        <w:t xml:space="preserve"> </w:t>
-      </w:r>
-      <w:r>
-        <w:rPr>
-          <w:rFonts w:eastAsia="문체부 바탕체" w:hint="eastAsia"/>
-        </w:rPr>
-        <w:t>데이터</w:t>
-      </w:r>
-      <w:r>
-        <w:rPr>
-          <w:rFonts w:eastAsia="문체부 바탕체" w:hint="eastAsia"/>
-        </w:rPr>
-        <w:t xml:space="preserve"> </w:t>
-      </w:r>
-      <w:r>
-        <w:rPr>
-          <w:rFonts w:eastAsia="문체부 바탕체" w:hint="eastAsia"/>
-        </w:rPr>
-        <w:t>수집</w:t>
-      </w:r>
-      <w:r>
-        <w:rPr>
-          <w:rFonts w:eastAsia="문체부 바탕체" w:hint="eastAsia"/>
-        </w:rPr>
-        <w:t xml:space="preserve"> </w:t>
-      </w:r>
-      <w:r>
-        <w:rPr>
-          <w:rFonts w:eastAsia="문체부 바탕체" w:hint="eastAsia"/>
-        </w:rPr>
-        <w:t>및</w:t>
-      </w:r>
-      <w:r>
-        <w:rPr>
-          <w:rFonts w:eastAsia="문체부 바탕체" w:hint="eastAsia"/>
-        </w:rPr>
-        <w:t xml:space="preserve"> augmentation </w:t>
-      </w:r>
-      <w:r>
-        <w:rPr>
-          <w:rFonts w:eastAsia="문체부 바탕체" w:hint="eastAsia"/>
-        </w:rPr>
-        <w:t>기반</w:t>
-      </w:r>
-      <w:r>
-        <w:rPr>
-          <w:rFonts w:eastAsia="문체부 바탕체" w:hint="eastAsia"/>
-        </w:rPr>
-        <w:t xml:space="preserve"> </w:t>
-      </w:r>
-      <w:r>
-        <w:rPr>
-          <w:rFonts w:eastAsia="문체부 바탕체" w:hint="eastAsia"/>
-        </w:rPr>
-        <w:t>학습을</w:t>
-      </w:r>
-      <w:r>
-        <w:rPr>
-          <w:rFonts w:eastAsia="문체부 바탕체" w:hint="eastAsia"/>
-        </w:rPr>
-        <w:t xml:space="preserve"> </w:t>
-      </w:r>
-      <w:r>
-        <w:rPr>
-          <w:rFonts w:eastAsia="문체부 바탕체" w:hint="eastAsia"/>
-        </w:rPr>
-        <w:t>수행한다</w:t>
-      </w:r>
-      <w:r>
-        <w:rPr>
-          <w:rFonts w:eastAsia="문체부 바탕체" w:hint="eastAsia"/>
-        </w:rPr>
-        <w:t>.</w:t>
-      </w:r>
-    </w:p>
-    <w:p>
-      <w:pPr>
-        <w:pStyle w:val="af"/>
-        <w:numPr>
-          <w:ilvl w:val="1"/>
-          <w:numId w:val="13"/>
-        </w:numPr>
+        <w:jc w:val="left"/>
+        <w:rPr>
+          <w:rFonts w:ascii="바탕" w:eastAsia="바탕" w:hAnsi="바탕"/>
+        </w:rPr>
+      </w:pPr>
+      <w:r>
+        <w:rPr>
+          <w:rFonts w:ascii="바탕" w:eastAsia="바탕" w:hAnsi="바탕"/>
+        </w:rPr>
+        <w:t>또한 어린이 보호구역의 노란색 횡단보도는 일반 횡단보도와 색상 및 외형 특성이 달라 기존 모델의 검출 성능 저하가 예상되었다. 이를 보완하기 위해 추가 데이터를 수집하고 Horizontal Flip, Rotation(±15°), Brightness(±15%), Exposure(±10%) 기반 데이터 증강을 수행하여 총 558장의 학습 데이터를 구축하였다. 이후 해당 데이터를 이용해 횡단보도 검출 모델을 Fine-tuning함으로써 다양한 횡단보도 환경에 대한 적응성을 향상시켰다.</w:t>
+      </w:r>
+    </w:p>
+    <w:p>
+      <w:pPr>
         <w:spacing w:before="240" w:after="240"/>
-        <w:ind w:leftChars="0"/>
         <w:rPr>
           <w:rFonts w:eastAsia="돋움"/>
           <w:b/>
           <w:sz w:val="22"/>
         </w:rPr>
       </w:pPr>
+      <w:r>
+        <w:rPr>
+          <w:rFonts w:eastAsia="돋움" w:hint="eastAsia"/>
+          <w:b/>
+          <w:sz w:val="22"/>
+        </w:rPr>
+        <w:t xml:space="preserve">2.1 </w:t>
+      </w:r>
       <w:r>
         <w:rPr>
           <w:rFonts w:eastAsia="돋움" w:hint="eastAsia"/>
@@ -1530,19 +1283,19 @@
         <w:rPr>
           <w:rFonts w:ascii="바탕" w:eastAsia="바탕" w:hAnsi="바탕" w:hint="eastAsia"/>
         </w:rPr>
-        <w:t xml:space="preserve">실시간 객체 탐지 시 안정적인 성능과 빠른 추론 속도를 제공한다. 본 프로젝트는 보행 보조를 목적으로 하므로 실시간 처리 성능이 중요하며, </w:t>
-      </w:r>
-      <w:r>
-        <w:rPr>
-          <w:rFonts w:ascii="바탕" w:eastAsia="바탕" w:hAnsi="바탕" w:hint="eastAsia"/>
-        </w:rPr>
-        <w:t>YOLOv5는</w:t>
-      </w:r>
-      <w:r>
-        <w:rPr>
-          <w:rFonts w:ascii="바탕" w:eastAsia="바탕" w:hAnsi="바탕" w:hint="eastAsia"/>
-        </w:rPr>
-        <w:t xml:space="preserve"> 비교적 낮은 </w:t>
+        <w:t>실시간 객체 탐지</w:t>
+      </w:r>
+      <w:r>
+        <w:rPr>
+          <w:rFonts w:ascii="바탕" w:eastAsia="바탕" w:hAnsi="바탕" w:hint="eastAsia"/>
+        </w:rPr>
+        <w:t>에서</w:t>
+      </w:r>
+      <w:r>
+        <w:rPr>
+          <w:rFonts w:ascii="바탕" w:eastAsia="바탕" w:hAnsi="바탕" w:hint="eastAsia"/>
+        </w:rPr>
+        <w:t xml:space="preserve"> 안정적인 성능과 빠른 추론 속도를 제공한다. 본 프로젝트는 보행 보조를 목적으로 하므로 실시간 처리 성능이 중요하며, YOLOv는 비교적 낮은 </w:t>
       </w:r>
       <w:proofErr w:type="spellStart"/>
       <w:r>
@@ -1568,44 +1321,20 @@
         </w:numPr>
         <w:ind w:leftChars="0"/>
         <w:rPr>
-          <w:rFonts w:ascii="바탕" w:eastAsia="바탕" w:hAnsi="바탕" w:hint="eastAsia"/>
-        </w:rPr>
-      </w:pPr>
-      <w:r>
-        <w:rPr>
-          <w:rFonts w:ascii="바탕" w:eastAsia="바탕" w:hAnsi="바탕" w:hint="eastAsia"/>
-        </w:rPr>
-        <w:t>YOLOv5는</w:t>
-      </w:r>
-      <w:r>
-        <w:rPr>
-          <w:rFonts w:ascii="바탕" w:eastAsia="바탕" w:hAnsi="바탕" w:hint="eastAsia"/>
-        </w:rPr>
-        <w:t xml:space="preserve"> 공개된 pretrained </w:t>
-      </w:r>
-      <w:r>
-        <w:rPr>
-          <w:rFonts w:ascii="바탕" w:eastAsia="바탕" w:hAnsi="바탕"/>
-        </w:rPr>
-        <w:t>weight</w:t>
-      </w:r>
-      <w:r>
-        <w:rPr>
-          <w:rFonts w:ascii="바탕" w:eastAsia="바탕" w:hAnsi="바탕" w:hint="eastAsia"/>
-        </w:rPr>
-        <w:t xml:space="preserve"> 및 학습 코드가 잘 제공되어 </w:t>
-      </w:r>
-      <w:r>
-        <w:rPr>
-          <w:rFonts w:ascii="바탕" w:eastAsia="바탕" w:hAnsi="바탕"/>
-        </w:rPr>
-        <w:t>transfer</w:t>
-      </w:r>
-      <w:r>
-        <w:rPr>
-          <w:rFonts w:ascii="바탕" w:eastAsia="바탕" w:hAnsi="바탕" w:hint="eastAsia"/>
-        </w:rPr>
-        <w:t xml:space="preserve"> learning 및 fine-tuning이 용이하므로, 제한된 프로젝트 기간 내 데이터 셋 추가 및 실험 반복 수행에 적합하다.</w:t>
+          <w:rFonts w:ascii="바탕" w:eastAsia="바탕" w:hAnsi="바탕"/>
+        </w:rPr>
+      </w:pPr>
+      <w:r>
+        <w:rPr>
+          <w:rFonts w:ascii="바탕" w:eastAsia="바탕" w:hAnsi="바탕" w:hint="eastAsia"/>
+        </w:rPr>
+        <w:t xml:space="preserve">YOLOv5는 </w:t>
+      </w:r>
+      <w:r>
+        <w:rPr>
+          <w:rFonts w:ascii="바탕" w:eastAsia="바탕" w:hAnsi="바탕" w:hint="eastAsia"/>
+        </w:rPr>
+        <w:t>다양한 공개 학습 모델과 가중치가 제공되어 활용성이 높다. 본 프로젝트에서는 보행자 신호등 탐지 모델과 횡단보도 탐지 모델을 각각 활용하였으며, 공개된 YOLOv5기반 모델을 비교적 쉽게 적용할 수 있었다.</w:t>
       </w:r>
     </w:p>
     <w:p>
@@ -1617,20 +1346,15 @@
         </w:numPr>
         <w:ind w:leftChars="0"/>
         <w:rPr>
-          <w:rFonts w:ascii="바탕" w:eastAsia="바탕" w:hAnsi="바탕" w:hint="eastAsia"/>
-        </w:rPr>
-      </w:pPr>
-      <w:r>
-        <w:rPr>
-          <w:rFonts w:ascii="바탕" w:eastAsia="바탕" w:hAnsi="바탕" w:hint="eastAsia"/>
-        </w:rPr>
-        <w:t>YOLOv5는</w:t>
-      </w:r>
-      <w:r>
-        <w:rPr>
-          <w:rFonts w:ascii="바탕" w:eastAsia="바탕" w:hAnsi="바탕" w:hint="eastAsia"/>
-        </w:rPr>
-        <w:t xml:space="preserve"> OpenCV 및 </w:t>
+          <w:rFonts w:ascii="바탕" w:eastAsia="바탕" w:hAnsi="바탕"/>
+        </w:rPr>
+      </w:pPr>
+      <w:r>
+        <w:rPr>
+          <w:rFonts w:ascii="바탕" w:eastAsia="바탕" w:hAnsi="바탕" w:hint="eastAsia"/>
+        </w:rPr>
+        <w:lastRenderedPageBreak/>
+        <w:t xml:space="preserve">YOLOv5는 OpenCV 및 </w:t>
       </w:r>
       <w:proofErr w:type="spellStart"/>
       <w:r>
@@ -1644,21 +1368,45 @@
         <w:rPr>
           <w:rFonts w:ascii="바탕" w:eastAsia="바탕" w:hAnsi="바탕" w:hint="eastAsia"/>
         </w:rPr>
-        <w:t>기반 라이브러리와의 호환성이 우수하며, 실험 환경 구축이 안정적이다.</w:t>
+        <w:t xml:space="preserve">기반 라이브러리와의 호환성이 우수하며 </w:t>
+      </w:r>
+      <w:r>
+        <w:rPr>
+          <w:rFonts w:ascii="바탕" w:eastAsia="바탕" w:hAnsi="바탕" w:hint="eastAsia"/>
+        </w:rPr>
+        <w:t>시스템 통합이 용이하다. 본 프로젝트에서는 두 개의 객체 탐지 모델을 동시에 실행하고 탐지 결과를 종합하여 보행 가능 여부를 판단하는 구조를 구현하였으며, YOLOv5는 이러한 환경 구축에 적합하였다.</w:t>
       </w:r>
     </w:p>
     <w:p>
       <w:pPr>
         <w:ind w:leftChars="100" w:left="400" w:hangingChars="100" w:hanging="200"/>
         <w:rPr>
-          <w:rFonts w:ascii="바탕" w:eastAsia="바탕" w:hAnsi="바탕" w:hint="eastAsia"/>
-        </w:rPr>
-      </w:pPr>
-      <w:r>
-        <w:rPr>
-          <w:rFonts w:ascii="바탕" w:eastAsia="바탕" w:hAnsi="바탕" w:hint="eastAsia"/>
-        </w:rPr>
-        <w:t>또한 본 프로젝트의 핵심 목표는 실제 교통 환경문제에 대한 성능 개선 및 적용이므로, 안정성과 효율성을 고려하여 YOLOv5 모델을 선택</w:t>
+          <w:rFonts w:ascii="바탕" w:eastAsia="바탕" w:hAnsi="바탕"/>
+        </w:rPr>
+      </w:pPr>
+      <w:r>
+        <w:rPr>
+          <w:rFonts w:ascii="바탕" w:eastAsia="바탕" w:hAnsi="바탕" w:hint="eastAsia"/>
+        </w:rPr>
+        <w:t>따라서</w:t>
+      </w:r>
+      <w:r>
+        <w:rPr>
+          <w:rFonts w:ascii="바탕" w:eastAsia="바탕" w:hAnsi="바탕" w:hint="eastAsia"/>
+        </w:rPr>
+        <w:t xml:space="preserve"> 본 프로젝트의 핵심 목표는 실제 교통 환경문제에 대한 성능 개선 및 적용이므로, 안정성과 </w:t>
+      </w:r>
+      <w:r>
+        <w:rPr>
+          <w:rFonts w:ascii="바탕" w:eastAsia="바탕" w:hAnsi="바탕" w:hint="eastAsia"/>
+        </w:rPr>
+        <w:t>실시간</w:t>
+      </w:r>
+      <w:r>
+        <w:rPr>
+          <w:rFonts w:ascii="바탕" w:eastAsia="바탕" w:hAnsi="바탕" w:hint="eastAsia"/>
+        </w:rPr>
+        <w:t>성을 고려하여 YOLOv5 모델을 선택</w:t>
       </w:r>
       <w:r>
         <w:rPr>
@@ -1677,7 +1425,7 @@
       <w:pPr>
         <w:ind w:leftChars="100" w:left="400" w:hangingChars="100" w:hanging="200"/>
         <w:rPr>
-          <w:rFonts w:ascii="바탕" w:eastAsia="바탕" w:hAnsi="바탕" w:hint="eastAsia"/>
+          <w:rFonts w:ascii="바탕" w:eastAsia="바탕" w:hAnsi="바탕"/>
         </w:rPr>
       </w:pPr>
       <w:r>
@@ -1690,14 +1438,7 @@
         <w:rPr>
           <w:rFonts w:ascii="바탕" w:eastAsia="바탕" w:hAnsi="바탕" w:hint="eastAsia"/>
         </w:rPr>
-        <w:t xml:space="preserve"> 기본적인 내용은 </w:t>
-      </w:r>
-      <w:r>
-        <w:rPr>
-          <w:rFonts w:ascii="바탕" w:eastAsia="바탕" w:hAnsi="바탕" w:hint="eastAsia"/>
-        </w:rPr>
-        <w:lastRenderedPageBreak/>
-        <w:t xml:space="preserve">교재 </w:t>
+        <w:t xml:space="preserve"> 기본적인 내용은 교재 </w:t>
       </w:r>
       <w:r>
         <w:rPr>
@@ -1720,30 +1461,28 @@
       <w:r>
         <w:rPr>
           <w:rFonts w:ascii="바탕" w:eastAsia="바탕" w:hAnsi="바탕" w:hint="eastAsia"/>
-          <w:b/>
-          <w:bCs/>
+          <w:color w:val="C45911" w:themeColor="accent2" w:themeShade="BF"/>
         </w:rPr>
         <w:t xml:space="preserve">좀 더 발전된 방법과 구현은 참고 문헌 </w:t>
       </w:r>
       <w:r>
         <w:rPr>
           <w:rFonts w:ascii="바탕" w:eastAsia="바탕" w:hAnsi="바탕"/>
-          <w:b/>
-          <w:bCs/>
+          <w:color w:val="C45911" w:themeColor="accent2" w:themeShade="BF"/>
         </w:rPr>
         <w:t>[1]</w:t>
       </w:r>
       <w:r>
         <w:rPr>
           <w:rFonts w:ascii="바탕" w:eastAsia="바탕" w:hAnsi="바탕" w:hint="eastAsia"/>
-          <w:b/>
-          <w:bCs/>
+          <w:color w:val="C45911" w:themeColor="accent2" w:themeShade="BF"/>
         </w:rPr>
         <w:t>에 나와 있다.</w:t>
       </w:r>
       <w:r>
         <w:rPr>
           <w:rFonts w:ascii="바탕" w:eastAsia="바탕" w:hAnsi="바탕"/>
+          <w:color w:val="C45911" w:themeColor="accent2" w:themeShade="BF"/>
         </w:rPr>
         <w:t xml:space="preserve"> </w:t>
       </w:r>
@@ -1935,7 +1674,37 @@
         <w:rPr>
           <w:rFonts w:ascii="바탕" w:eastAsia="바탕" w:hAnsi="바탕" w:hint="eastAsia"/>
         </w:rPr>
-        <w:t xml:space="preserve">다양한 환경을 반영하기 위해 밝기 조절, rotation, blur, horizontal flip 등의 방법을 사용하여 </w:t>
+        <w:t>다양한 환경을 반영하기 위해 밝기 조절</w:t>
+      </w:r>
+      <w:r>
+        <w:rPr>
+          <w:rFonts w:ascii="바탕" w:eastAsia="바탕" w:hAnsi="바탕" w:hint="eastAsia"/>
+        </w:rPr>
+        <w:t xml:space="preserve">, </w:t>
+      </w:r>
+      <w:r>
+        <w:rPr>
+          <w:rFonts w:ascii="바탕" w:eastAsia="바탕" w:hAnsi="바탕" w:hint="eastAsia"/>
+        </w:rPr>
+        <w:t>horizontal flip</w:t>
+      </w:r>
+      <w:r>
+        <w:rPr>
+          <w:rFonts w:ascii="바탕" w:eastAsia="바탕" w:hAnsi="바탕" w:hint="eastAsia"/>
+        </w:rPr>
+        <w:t>, rotation</w:t>
+      </w:r>
+      <w:r>
+        <w:rPr>
+          <w:rFonts w:ascii="바탕" w:eastAsia="바탕" w:hAnsi="바탕" w:hint="eastAsia"/>
+        </w:rPr>
+        <w:t xml:space="preserve"> </w:t>
+      </w:r>
+      <w:r>
+        <w:rPr>
+          <w:rFonts w:ascii="바탕" w:eastAsia="바탕" w:hAnsi="바탕" w:hint="eastAsia"/>
+        </w:rPr>
+        <w:t xml:space="preserve">등의 방법을 사용하여 </w:t>
       </w:r>
       <w:r>
         <w:rPr>
@@ -1954,22 +1723,42 @@
       <w:pPr>
         <w:ind w:firstLine="278"/>
         <w:rPr>
-          <w:rFonts w:ascii="바탕" w:eastAsia="바탕" w:hAnsi="바탕" w:hint="eastAsia"/>
-        </w:rPr>
-      </w:pPr>
-      <w:r>
-        <w:rPr>
-          <w:rFonts w:ascii="바탕" w:eastAsia="바탕" w:hAnsi="바탕" w:hint="eastAsia"/>
-        </w:rPr>
-        <w:t>특히 밝기 변화 augmentation은 야간 및 그림자 환경에서의 감지 성능 향상을 목적으로 하며, 영상의 밝기 전환은 다음 식과 같이 수행하였다.</w:t>
-      </w:r>
+          <w:rFonts w:ascii="바탕" w:eastAsia="바탕" w:hAnsi="바탕"/>
+        </w:rPr>
+      </w:pPr>
+      <w:r>
+        <w:rPr>
+          <w:rFonts w:ascii="바탕" w:eastAsia="바탕" w:hAnsi="바탕" w:hint="eastAsia"/>
+        </w:rPr>
+        <w:t xml:space="preserve">특히 밝기 </w:t>
+      </w:r>
+      <w:r>
+        <w:rPr>
+          <w:rFonts w:ascii="바탕" w:eastAsia="바탕" w:hAnsi="바탕" w:hint="eastAsia"/>
+        </w:rPr>
+        <w:t xml:space="preserve">조절은 </w:t>
+      </w:r>
+      <w:r>
+        <w:rPr>
+          <w:rFonts w:ascii="바탕" w:eastAsia="바탕" w:hAnsi="바탕" w:hint="eastAsia"/>
+        </w:rPr>
+        <w:t>야간 및 그림자 환경에서의 감지 성능 향상을 목적으로 하며, 영상의 밝기 전환은 다음 식과 같이 수행하였다.</w:t>
+      </w:r>
+    </w:p>
+    <w:p>
+      <w:pPr>
+        <w:ind w:firstLine="278"/>
+        <w:rPr>
+          <w:rFonts w:ascii="바탕" w:eastAsia="바탕" w:hAnsi="바탕"/>
+        </w:rPr>
+      </w:pPr>
     </w:p>
     <w:p>
       <w:pPr>
         <w:ind w:firstLine="278"/>
         <w:jc w:val="center"/>
         <w:rPr>
-          <w:rFonts w:ascii="바탕" w:eastAsia="바탕" w:hAnsi="바탕"/>
+          <w:rFonts w:ascii="바탕" w:eastAsia="바탕" w:hAnsi="바탕" w:hint="eastAsia"/>
         </w:rPr>
       </w:pPr>
       <m:oMath>
@@ -2074,12 +1863,32 @@
         </w:rPr>
         <w:t>는 밝기 조절 값이다.</w:t>
       </w:r>
+      <w:r>
+        <w:rPr>
+          <w:rFonts w:ascii="바탕" w:eastAsia="바탕" w:hAnsi="바탕" w:hint="eastAsia"/>
+        </w:rPr>
+        <w:t xml:space="preserve"> 본 프로젝트에서는 원본 영상 </w:t>
+      </w:r>
+      <w:r>
+        <w:rPr>
+          <w:rFonts w:ascii="바탕" w:eastAsia="바탕" w:hAnsi="바탕"/>
+        </w:rPr>
+        <w:t>대비 ±15% 범위에서 밝기를 변화시켜 학습 데이터를 생성하였다.</w:t>
+      </w:r>
     </w:p>
     <w:p>
       <w:pPr>
         <w:ind w:firstLine="278"/>
         <w:rPr>
-          <w:rFonts w:ascii="바탕" w:eastAsia="바탕" w:hAnsi="바탕" w:hint="eastAsia"/>
+          <w:rFonts w:ascii="바탕" w:eastAsia="바탕" w:hAnsi="바탕"/>
+        </w:rPr>
+      </w:pPr>
+    </w:p>
+    <w:p>
+      <w:pPr>
+        <w:ind w:firstLine="278"/>
+        <w:rPr>
+          <w:rFonts w:ascii="바탕" w:eastAsia="바탕" w:hAnsi="바탕"/>
         </w:rPr>
       </w:pPr>
       <w:r>
@@ -2100,7 +1909,7 @@
         <w:ind w:firstLine="278"/>
         <w:jc w:val="center"/>
         <w:rPr>
-          <w:rFonts w:ascii="바탕" w:eastAsia="바탕" w:hAnsi="바탕" w:hint="eastAsia"/>
+          <w:rFonts w:ascii="바탕" w:eastAsia="바탕" w:hAnsi="바탕"/>
         </w:rPr>
       </w:pPr>
       <w:r>
@@ -2210,24 +2019,21 @@
         <w:rPr>
           <w:rFonts w:ascii="바탕" w:eastAsia="바탕" w:hAnsi="바탕" w:hint="eastAsia"/>
         </w:rPr>
-        <w:t>식</w:t>
-      </w:r>
-      <w:r>
-        <w:rPr>
-          <w:rFonts w:ascii="바탕" w:eastAsia="바탕" w:hAnsi="바탕" w:hint="eastAsia"/>
-        </w:rPr>
-        <w:t>2</w:t>
-      </w:r>
-      <w:r>
-        <w:rPr>
-          <w:rFonts w:ascii="바탕" w:eastAsia="바탕" w:hAnsi="바탕" w:hint="eastAsia"/>
-        </w:rPr>
-        <w:t>)</w:t>
+        <w:t>식2)</w:t>
       </w:r>
     </w:p>
     <w:p>
       <w:pPr>
         <w:ind w:firstLine="278"/>
+        <w:jc w:val="center"/>
+        <w:rPr>
+          <w:rFonts w:ascii="바탕" w:eastAsia="바탕" w:hAnsi="바탕"/>
+        </w:rPr>
+      </w:pPr>
+    </w:p>
+    <w:p>
+      <w:pPr>
+        <w:ind w:firstLine="278"/>
         <w:rPr>
           <w:rFonts w:ascii="바탕" w:eastAsia="바탕" w:hAnsi="바탕"/>
         </w:rPr>
@@ -2291,7 +2097,7 @@
       <w:pPr>
         <w:ind w:firstLine="278"/>
         <w:rPr>
-          <w:rFonts w:ascii="바탕" w:eastAsia="바탕" w:hAnsi="바탕" w:hint="eastAsia"/>
+          <w:rFonts w:ascii="바탕" w:eastAsia="바탕" w:hAnsi="바탕"/>
         </w:rPr>
       </w:pPr>
       <w:r>
@@ -2311,7 +2117,7 @@
     <w:p>
       <w:pPr>
         <w:rPr>
-          <w:rFonts w:ascii="바탕" w:eastAsia="바탕" w:hAnsi="바탕" w:hint="eastAsia"/>
+          <w:rFonts w:ascii="바탕" w:eastAsia="바탕" w:hAnsi="바탕"/>
         </w:rPr>
       </w:pPr>
     </w:p>
@@ -2375,71 +2181,83 @@
         <w:ind w:firstLine="278"/>
         <w:rPr>
           <w:rFonts w:ascii="바탕" w:eastAsia="바탕" w:hAnsi="바탕"/>
-        </w:rPr>
-      </w:pPr>
-      <w:r>
-        <w:rPr>
-          <w:rFonts w:ascii="바탕" w:eastAsia="바탕" w:hAnsi="바탕" w:hint="eastAsia"/>
+          <w:color w:val="C45911" w:themeColor="accent2" w:themeShade="BF"/>
+        </w:rPr>
+      </w:pPr>
+      <w:r>
+        <w:rPr>
+          <w:rFonts w:ascii="바탕" w:eastAsia="바탕" w:hAnsi="바탕" w:hint="eastAsia"/>
+          <w:color w:val="C45911" w:themeColor="accent2" w:themeShade="BF"/>
         </w:rPr>
         <w:t xml:space="preserve">구현된 코드를 포함한 시스템을 블록다이어그램 형태로 </w:t>
       </w:r>
       <w:r>
         <w:rPr>
           <w:rFonts w:ascii="바탕" w:eastAsia="바탕" w:hAnsi="바탕"/>
+          <w:color w:val="C45911" w:themeColor="accent2" w:themeShade="BF"/>
         </w:rPr>
         <w:t>(</w:t>
       </w:r>
       <w:r>
         <w:rPr>
           <w:rFonts w:ascii="바탕" w:eastAsia="바탕" w:hAnsi="바탕" w:hint="eastAsia"/>
+          <w:color w:val="C45911" w:themeColor="accent2" w:themeShade="BF"/>
         </w:rPr>
         <w:t>가능한 함수 레벨로) 그린다.</w:t>
       </w:r>
       <w:r>
         <w:rPr>
           <w:rFonts w:ascii="바탕" w:eastAsia="바탕" w:hAnsi="바탕"/>
-        </w:rPr>
-        <w:t xml:space="preserve"> </w:t>
-      </w:r>
-      <w:r>
-        <w:rPr>
-          <w:rFonts w:ascii="바탕" w:eastAsia="바탕" w:hAnsi="바탕" w:hint="eastAsia"/>
+          <w:color w:val="C45911" w:themeColor="accent2" w:themeShade="BF"/>
+        </w:rPr>
+        <w:t xml:space="preserve"> </w:t>
+      </w:r>
+      <w:r>
+        <w:rPr>
+          <w:rFonts w:ascii="바탕" w:eastAsia="바탕" w:hAnsi="바탕" w:hint="eastAsia"/>
+          <w:color w:val="C45911" w:themeColor="accent2" w:themeShade="BF"/>
         </w:rPr>
         <w:t xml:space="preserve">그릴 때 본인들이 구현한 기능부와 가져다 사용한 </w:t>
       </w:r>
       <w:r>
         <w:rPr>
           <w:rFonts w:ascii="바탕" w:eastAsia="바탕" w:hAnsi="바탕"/>
+          <w:color w:val="C45911" w:themeColor="accent2" w:themeShade="BF"/>
         </w:rPr>
         <w:t>Library</w:t>
       </w:r>
       <w:r>
         <w:rPr>
           <w:rFonts w:ascii="바탕" w:eastAsia="바탕" w:hAnsi="바탕" w:hint="eastAsia"/>
+          <w:color w:val="C45911" w:themeColor="accent2" w:themeShade="BF"/>
         </w:rPr>
         <w:t>에 대하여 색깔로 구분하여 표시한다.</w:t>
       </w:r>
       <w:r>
         <w:rPr>
           <w:rFonts w:ascii="바탕" w:eastAsia="바탕" w:hAnsi="바탕"/>
+          <w:color w:val="C45911" w:themeColor="accent2" w:themeShade="BF"/>
         </w:rPr>
         <w:t xml:space="preserve">  (</w:t>
       </w:r>
       <w:r>
         <w:rPr>
           <w:rFonts w:ascii="바탕" w:eastAsia="바탕" w:hAnsi="바탕" w:hint="eastAsia"/>
+          <w:color w:val="C45911" w:themeColor="accent2" w:themeShade="BF"/>
         </w:rPr>
         <w:t>검정색: 가져다 쓴 기능 블록,</w:t>
       </w:r>
       <w:r>
         <w:rPr>
           <w:rFonts w:ascii="바탕" w:eastAsia="바탕" w:hAnsi="바탕"/>
-        </w:rPr>
-        <w:t xml:space="preserve"> </w:t>
-      </w:r>
-      <w:r>
-        <w:rPr>
-          <w:rFonts w:ascii="바탕" w:eastAsia="바탕" w:hAnsi="바탕" w:hint="eastAsia"/>
+          <w:color w:val="C45911" w:themeColor="accent2" w:themeShade="BF"/>
+        </w:rPr>
+        <w:t xml:space="preserve"> </w:t>
+      </w:r>
+      <w:r>
+        <w:rPr>
+          <w:rFonts w:ascii="바탕" w:eastAsia="바탕" w:hAnsi="바탕" w:hint="eastAsia"/>
+          <w:color w:val="C45911" w:themeColor="accent2" w:themeShade="BF"/>
         </w:rPr>
         <w:t xml:space="preserve">빨간색: 본인들이 구현한 부분)    </w:t>
       </w:r>
@@ -2502,41 +2320,6 @@
         <w:rPr>
           <w:rFonts w:ascii="바탕" w:eastAsia="바탕" w:hAnsi="바탕"/>
         </w:rPr>
-      </w:pPr>
-    </w:p>
-    <w:p>
-      <w:pPr>
-        <w:ind w:firstLine="278"/>
-      </w:pPr>
-    </w:p>
-    <w:p>
-      <w:pPr>
-        <w:ind w:firstLine="278"/>
-      </w:pPr>
-    </w:p>
-    <w:p>
-      <w:pPr>
-        <w:ind w:firstLine="278"/>
-      </w:pPr>
-    </w:p>
-    <w:p>
-      <w:pPr>
-        <w:ind w:firstLine="278"/>
-      </w:pPr>
-    </w:p>
-    <w:p>
-      <w:pPr>
-        <w:ind w:firstLine="278"/>
-      </w:pPr>
-    </w:p>
-    <w:p>
-      <w:pPr>
-        <w:ind w:firstLine="278"/>
-      </w:pPr>
-    </w:p>
-    <w:p>
-      <w:pPr>
-        <w:ind w:firstLine="278"/>
       </w:pPr>
     </w:p>
     <w:p>
@@ -3850,39 +3633,6 @@
     <w:p/>
     <w:p/>
     <w:p/>
-    <w:p/>
-    <w:p/>
-    <w:p/>
-    <w:p/>
-    <w:p/>
-    <w:p/>
-    <w:p/>
-    <w:p/>
-    <w:p/>
-    <w:p/>
-    <w:p/>
-    <w:p/>
-    <w:p/>
-    <w:p/>
-    <w:p/>
-    <w:p/>
-    <w:p/>
-    <w:p/>
-    <w:p/>
-    <w:p/>
-    <w:p/>
-    <w:p/>
-    <w:p/>
-    <w:p/>
-    <w:p/>
-    <w:p/>
-    <w:p/>
-    <w:p/>
-    <w:p/>
-    <w:p/>
-    <w:p/>
-    <w:p/>
-    <w:p/>
     <w:p>
       <w:pPr>
         <w:numPr>
@@ -4026,35 +3776,41 @@
         <w:ind w:firstLine="278"/>
         <w:rPr>
           <w:rFonts w:ascii="바탕체" w:hAnsi="바탕체" w:cs="바탕체"/>
+          <w:color w:val="C45911" w:themeColor="accent2" w:themeShade="BF"/>
         </w:rPr>
       </w:pPr>
       <w:r>
         <w:rPr>
           <w:rFonts w:ascii="바탕체" w:hAnsi="바탕체" w:cs="바탕체" w:hint="eastAsia"/>
+          <w:color w:val="C45911" w:themeColor="accent2" w:themeShade="BF"/>
         </w:rPr>
         <w:t xml:space="preserve">실험에 사용한 </w:t>
       </w:r>
       <w:r>
         <w:rPr>
           <w:rFonts w:ascii="바탕체" w:hAnsi="바탕체" w:cs="바탕체"/>
+          <w:color w:val="C45911" w:themeColor="accent2" w:themeShade="BF"/>
         </w:rPr>
         <w:t xml:space="preserve">HW, </w:t>
       </w:r>
       <w:r>
         <w:rPr>
           <w:rFonts w:ascii="바탕체" w:hAnsi="바탕체" w:cs="바탕체" w:hint="eastAsia"/>
+          <w:color w:val="C45911" w:themeColor="accent2" w:themeShade="BF"/>
         </w:rPr>
         <w:t xml:space="preserve">OS, 프로그램 환경, </w:t>
       </w:r>
       <w:r>
         <w:rPr>
           <w:rFonts w:ascii="바탕체" w:hAnsi="바탕체" w:cs="바탕체"/>
+          <w:color w:val="C45911" w:themeColor="accent2" w:themeShade="BF"/>
         </w:rPr>
         <w:t xml:space="preserve">Packages </w:t>
       </w:r>
       <w:r>
         <w:rPr>
           <w:rFonts w:ascii="바탕체" w:hAnsi="바탕체" w:cs="바탕체" w:hint="eastAsia"/>
+          <w:color w:val="C45911" w:themeColor="accent2" w:themeShade="BF"/>
         </w:rPr>
         <w:t>등을 제시한다.</w:t>
       </w:r>
@@ -4064,11 +3820,13 @@
         <w:ind w:firstLine="278"/>
         <w:rPr>
           <w:rFonts w:ascii="바탕체" w:hAnsi="바탕체" w:cs="바탕체"/>
+          <w:color w:val="C45911" w:themeColor="accent2" w:themeShade="BF"/>
         </w:rPr>
       </w:pPr>
       <w:r>
         <w:rPr>
           <w:rFonts w:ascii="바탕체" w:hAnsi="바탕체" w:cs="바탕체" w:hint="eastAsia"/>
+          <w:color w:val="C45911" w:themeColor="accent2" w:themeShade="BF"/>
         </w:rPr>
         <w:t xml:space="preserve">또한 실험에 사용한 데이터의 출처에 대하여 적는다. </w:t>
       </w:r>
@@ -4078,11 +3836,13 @@
         <w:ind w:firstLine="278"/>
         <w:rPr>
           <w:rFonts w:ascii="바탕체" w:hAnsi="바탕체" w:cs="바탕체"/>
+          <w:color w:val="C45911" w:themeColor="accent2" w:themeShade="BF"/>
         </w:rPr>
       </w:pPr>
       <w:r>
         <w:rPr>
           <w:rFonts w:ascii="바탕체" w:hAnsi="바탕체" w:cs="바탕체" w:hint="eastAsia"/>
+          <w:color w:val="C45911" w:themeColor="accent2" w:themeShade="BF"/>
         </w:rPr>
         <w:t xml:space="preserve"> </w:t>
       </w:r>
@@ -4091,18 +3851,20 @@
       <w:pPr>
         <w:ind w:firstLine="278"/>
         <w:rPr>
-          <w:rFonts w:eastAsia="문체부 바탕체"/>
+          <w:rFonts w:ascii="바탕체" w:hAnsi="바탕체" w:cs="바탕체"/>
         </w:rPr>
       </w:pPr>
       <w:r>
         <w:rPr>
           <w:rFonts w:ascii="바탕체" w:hAnsi="바탕체" w:cs="바탕체" w:hint="eastAsia"/>
+          <w:color w:val="C45911" w:themeColor="accent2" w:themeShade="BF"/>
         </w:rPr>
         <w:t>예)</w:t>
       </w:r>
       <w:r>
         <w:rPr>
           <w:rFonts w:ascii="바탕체" w:hAnsi="바탕체" w:cs="바탕체"/>
+          <w:color w:val="C45911" w:themeColor="accent2" w:themeShade="BF"/>
         </w:rPr>
         <w:t xml:space="preserve"> </w:t>
       </w:r>
@@ -4110,18 +3872,48 @@
         <w:rPr>
           <w:rFonts w:ascii="바탕체" w:hAnsi="바탕체" w:cs="바탕체" w:hint="eastAsia"/>
         </w:rPr>
-        <w:t xml:space="preserve">실험 환경은 윈도우 OS에서 아나콘다로 설치된 Python </w:t>
+        <w:t>학습</w:t>
+      </w:r>
+      <w:r>
+        <w:rPr>
+          <w:rFonts w:ascii="바탕체" w:hAnsi="바탕체" w:cs="바탕체" w:hint="eastAsia"/>
+        </w:rPr>
+        <w:t xml:space="preserve"> 환경은 윈도우 OS에서 아나콘다로 설치된 Python </w:t>
       </w:r>
       <w:r>
         <w:rPr>
           <w:rFonts w:ascii="바탕체" w:hAnsi="바탕체" w:cs="바탕체"/>
         </w:rPr>
-        <w:t xml:space="preserve">3.5 </w:t>
+        <w:t>3</w:t>
       </w:r>
       <w:r>
         <w:rPr>
           <w:rFonts w:ascii="바탕체" w:hAnsi="바탕체" w:cs="바탕체" w:hint="eastAsia"/>
         </w:rPr>
+        <w:t>.11</w:t>
+      </w:r>
+      <w:r>
+        <w:rPr>
+          <w:rFonts w:ascii="바탕체" w:hAnsi="바탕체" w:cs="바탕체"/>
+        </w:rPr>
+        <w:t>.</w:t>
+      </w:r>
+      <w:r>
+        <w:rPr>
+          <w:rFonts w:ascii="바탕체" w:hAnsi="바탕체" w:cs="바탕체" w:hint="eastAsia"/>
+        </w:rPr>
+        <w:t>1</w:t>
+      </w:r>
+      <w:r>
+        <w:rPr>
+          <w:rFonts w:ascii="바탕체" w:hAnsi="바탕체" w:cs="바탕체"/>
+        </w:rPr>
+        <w:t xml:space="preserve">5 </w:t>
+      </w:r>
+      <w:r>
+        <w:rPr>
+          <w:rFonts w:ascii="바탕체" w:hAnsi="바탕체" w:cs="바탕체" w:hint="eastAsia"/>
+        </w:rPr>
         <w:t xml:space="preserve">버전과 </w:t>
       </w:r>
       <w:proofErr w:type="spellStart"/>
@@ -4136,98 +3928,475 @@
         <w:rPr>
           <w:rFonts w:ascii="바탕체" w:hAnsi="바탕체" w:cs="바탕체" w:hint="eastAsia"/>
         </w:rPr>
-        <w:t xml:space="preserve">-python 3.2 버전, </w:t>
-      </w:r>
-      <w:proofErr w:type="spellStart"/>
+        <w:t xml:space="preserve">-python </w:t>
+      </w:r>
+      <w:r>
+        <w:rPr>
+          <w:rFonts w:ascii="바탕체" w:hAnsi="바탕체" w:cs="바탕체" w:hint="eastAsia"/>
+        </w:rPr>
+        <w:t>4</w:t>
+      </w:r>
+      <w:r>
+        <w:rPr>
+          <w:rFonts w:ascii="바탕체" w:hAnsi="바탕체" w:cs="바탕체" w:hint="eastAsia"/>
+        </w:rPr>
+        <w:t>.</w:t>
+      </w:r>
+      <w:r>
+        <w:rPr>
+          <w:rFonts w:ascii="바탕체" w:hAnsi="바탕체" w:cs="바탕체" w:hint="eastAsia"/>
+        </w:rPr>
+        <w:t>13.0</w:t>
+      </w:r>
+      <w:r>
+        <w:rPr>
+          <w:rFonts w:ascii="바탕체" w:hAnsi="바탕체" w:cs="바탕체" w:hint="eastAsia"/>
+        </w:rPr>
+        <w:t xml:space="preserve"> 버전</w:t>
+      </w:r>
+      <w:r>
+        <w:rPr>
+          <w:rFonts w:ascii="바탕체" w:hAnsi="바탕체" w:cs="바탕체" w:hint="eastAsia"/>
+        </w:rPr>
+        <w:t xml:space="preserve">을 </w:t>
+      </w:r>
+      <w:r>
+        <w:rPr>
+          <w:rFonts w:ascii="바탕체" w:hAnsi="바탕체" w:cs="바탕체" w:hint="eastAsia"/>
+        </w:rPr>
+        <w:t>사용하였다.</w:t>
+      </w:r>
+      <w:r>
+        <w:rPr>
+          <w:rFonts w:ascii="바탕체" w:hAnsi="바탕체" w:cs="바탕체" w:hint="eastAsia"/>
+        </w:rPr>
+        <w:t xml:space="preserve"> </w:t>
+      </w:r>
+      <w:proofErr w:type="gramStart"/>
+      <w:r>
+        <w:rPr>
+          <w:rFonts w:ascii="바탕체" w:hAnsi="바탕체" w:cs="바탕체" w:hint="eastAsia"/>
+        </w:rPr>
+        <w:t>사용한</w:t>
+      </w:r>
+      <w:proofErr w:type="gramEnd"/>
+      <w:r>
+        <w:rPr>
+          <w:rFonts w:ascii="바탕체" w:hAnsi="바탕체" w:cs="바탕체" w:hint="eastAsia"/>
+        </w:rPr>
+        <w:t xml:space="preserve"> 데이터는 </w:t>
+      </w:r>
+      <w:r>
+        <w:rPr>
+          <w:rFonts w:ascii="바탕체" w:hAnsi="바탕체" w:cs="바탕체" w:hint="eastAsia"/>
+        </w:rPr>
+        <w:t>참고</w:t>
+      </w:r>
+      <w:r>
+        <w:rPr>
+          <w:rFonts w:ascii="바탕체" w:hAnsi="바탕체" w:cs="바탕체" w:hint="eastAsia"/>
+        </w:rPr>
+        <w:t>문헌</w:t>
+      </w:r>
+      <w:r>
+        <w:rPr>
+          <w:rFonts w:ascii="바탕체" w:hAnsi="바탕체" w:cs="바탕체" w:hint="eastAsia"/>
+        </w:rPr>
+        <w:t xml:space="preserve"> </w:t>
+      </w:r>
       <w:r>
         <w:rPr>
           <w:rFonts w:ascii="바탕체" w:hAnsi="바탕체" w:cs="바탕체"/>
         </w:rPr>
-        <w:t>tensorflow</w:t>
-      </w:r>
-      <w:proofErr w:type="spellEnd"/>
+        <w:t>[</w:t>
+      </w:r>
+      <w:r>
+        <w:rPr>
+          <w:rFonts w:ascii="바탕체" w:hAnsi="바탕체" w:cs="바탕체" w:hint="eastAsia"/>
+        </w:rPr>
+        <w:t>1</w:t>
+      </w:r>
+      <w:proofErr w:type="gramStart"/>
       <w:r>
         <w:rPr>
           <w:rFonts w:ascii="바탕체" w:hAnsi="바탕체" w:cs="바탕체"/>
         </w:rPr>
-        <w:t xml:space="preserve"> 1.5 </w:t>
+        <w:t xml:space="preserve">] </w:t>
       </w:r>
       <w:r>
         <w:rPr>
           <w:rFonts w:ascii="바탕체" w:hAnsi="바탕체" w:cs="바탕체" w:hint="eastAsia"/>
         </w:rPr>
-        <w:t>버전을 사용하였다.</w:t>
+        <w:t>에서</w:t>
+      </w:r>
+      <w:proofErr w:type="gramEnd"/>
+      <w:r>
+        <w:rPr>
+          <w:rFonts w:ascii="바탕체" w:hAnsi="바탕체" w:cs="바탕체" w:hint="eastAsia"/>
+        </w:rPr>
+        <w:t xml:space="preserve"> 공개한 데이터를 사용하였다.</w:t>
       </w:r>
       <w:r>
         <w:rPr>
           <w:rFonts w:ascii="바탕체" w:hAnsi="바탕체" w:cs="바탕체"/>
         </w:rPr>
-        <w:t xml:space="preserve">  </w:t>
-      </w:r>
-      <w:r>
-        <w:rPr>
-          <w:rFonts w:ascii="바탕체" w:hAnsi="바탕체" w:cs="바탕체" w:hint="eastAsia"/>
-        </w:rPr>
-        <w:t xml:space="preserve">사용한 데이터는 </w:t>
-      </w:r>
-      <w:proofErr w:type="spellStart"/>
-      <w:r>
-        <w:rPr>
-          <w:rFonts w:ascii="바탕체" w:hAnsi="바탕체" w:cs="바탕체" w:hint="eastAsia"/>
-        </w:rPr>
-        <w:t>참고싸이트</w:t>
-      </w:r>
-      <w:proofErr w:type="spellEnd"/>
-      <w:r>
-        <w:rPr>
-          <w:rFonts w:ascii="바탕체" w:hAnsi="바탕체" w:cs="바탕체" w:hint="eastAsia"/>
-        </w:rPr>
-        <w:t xml:space="preserve"> </w:t>
-      </w:r>
-      <w:r>
-        <w:rPr>
-          <w:rFonts w:ascii="바탕체" w:hAnsi="바탕체" w:cs="바탕체"/>
-        </w:rPr>
-        <w:t>[2</w:t>
-      </w:r>
-      <w:proofErr w:type="gramStart"/>
-      <w:r>
-        <w:rPr>
-          <w:rFonts w:ascii="바탕체" w:hAnsi="바탕체" w:cs="바탕체"/>
-        </w:rPr>
-        <w:t xml:space="preserve">] </w:t>
-      </w:r>
-      <w:r>
-        <w:rPr>
-          <w:rFonts w:ascii="바탕체" w:hAnsi="바탕체" w:cs="바탕체" w:hint="eastAsia"/>
-        </w:rPr>
-        <w:t>에서</w:t>
-      </w:r>
-      <w:proofErr w:type="gramEnd"/>
-      <w:r>
-        <w:rPr>
-          <w:rFonts w:ascii="바탕체" w:hAnsi="바탕체" w:cs="바탕체" w:hint="eastAsia"/>
-        </w:rPr>
-        <w:t xml:space="preserve"> 공개한 데이터를 사용하였다.</w:t>
-      </w:r>
-      <w:r>
-        <w:rPr>
-          <w:rFonts w:ascii="바탕체" w:hAnsi="바탕체" w:cs="바탕체"/>
-        </w:rPr>
-        <w:t xml:space="preserve"> </w:t>
-      </w:r>
-    </w:p>
-    <w:p>
-      <w:pPr>
-        <w:rPr>
-          <w:rFonts w:eastAsia="문체부 바탕체"/>
-        </w:rPr>
-      </w:pPr>
-    </w:p>
-    <w:p>
-      <w:pPr>
-        <w:rPr>
-          <w:rFonts w:eastAsia="문체부 바탕체"/>
+        <w:t xml:space="preserve"> </w:t>
+      </w:r>
+    </w:p>
+    <w:p>
+      <w:pPr>
+        <w:rPr>
+          <w:rFonts w:ascii="바탕체" w:hAnsi="바탕체" w:hint="eastAsia"/>
+        </w:rPr>
+      </w:pPr>
+    </w:p>
+    <w:tbl>
+      <w:tblPr>
+        <w:tblStyle w:val="af1"/>
+        <w:tblW w:w="0" w:type="auto"/>
+        <w:tblLook w:val="04A0" w:firstRow="1" w:lastRow="0" w:firstColumn="1" w:lastColumn="0" w:noHBand="0" w:noVBand="1"/>
+      </w:tblPr>
+      <w:tblGrid>
+        <w:gridCol w:w="1413"/>
+        <w:gridCol w:w="3344"/>
+      </w:tblGrid>
+      <w:tr>
+        <w:tc>
+          <w:tcPr>
+            <w:tcW w:w="1413" w:type="dxa"/>
+          </w:tcPr>
+          <w:p>
+            <w:pPr>
+              <w:jc w:val="center"/>
+              <w:rPr>
+                <w:rFonts w:ascii="바탕체" w:hAnsi="바탕체" w:hint="eastAsia"/>
+              </w:rPr>
+            </w:pPr>
+            <w:r>
+              <w:rPr>
+                <w:rFonts w:ascii="바탕체" w:hAnsi="바탕체" w:hint="eastAsia"/>
+              </w:rPr>
+              <w:t>OS</w:t>
+            </w:r>
+          </w:p>
+        </w:tc>
+        <w:tc>
+          <w:tcPr>
+            <w:tcW w:w="3344" w:type="dxa"/>
+          </w:tcPr>
+          <w:p>
+            <w:pPr>
+              <w:jc w:val="center"/>
+              <w:rPr>
+                <w:rFonts w:ascii="바탕체" w:hAnsi="바탕체" w:hint="eastAsia"/>
+              </w:rPr>
+            </w:pPr>
+            <w:r>
+              <w:rPr>
+                <w:rFonts w:ascii="바탕체" w:hAnsi="바탕체" w:hint="eastAsia"/>
+              </w:rPr>
+              <w:t>Windows11</w:t>
+            </w:r>
+          </w:p>
+        </w:tc>
+      </w:tr>
+      <w:tr>
+        <w:tc>
+          <w:tcPr>
+            <w:tcW w:w="1413" w:type="dxa"/>
+          </w:tcPr>
+          <w:p>
+            <w:pPr>
+              <w:jc w:val="center"/>
+              <w:rPr>
+                <w:rFonts w:ascii="바탕체" w:hAnsi="바탕체" w:hint="eastAsia"/>
+              </w:rPr>
+            </w:pPr>
+            <w:r>
+              <w:rPr>
+                <w:rFonts w:ascii="바탕체" w:hAnsi="바탕체" w:hint="eastAsia"/>
+              </w:rPr>
+              <w:t>CPU</w:t>
+            </w:r>
+          </w:p>
+        </w:tc>
+        <w:tc>
+          <w:tcPr>
+            <w:tcW w:w="3344" w:type="dxa"/>
+          </w:tcPr>
+          <w:p>
+            <w:pPr>
+              <w:jc w:val="center"/>
+              <w:rPr>
+                <w:rFonts w:ascii="바탕체" w:hAnsi="바탕체" w:hint="eastAsia"/>
+              </w:rPr>
+            </w:pPr>
+            <w:r>
+              <w:rPr>
+                <w:rFonts w:ascii="바탕체" w:hAnsi="바탕체"/>
+              </w:rPr>
+              <w:t>Intel® Core™ Ultra 7 155H</w:t>
+            </w:r>
+          </w:p>
+        </w:tc>
+      </w:tr>
+      <w:tr>
+        <w:tc>
+          <w:tcPr>
+            <w:tcW w:w="1413" w:type="dxa"/>
+          </w:tcPr>
+          <w:p>
+            <w:pPr>
+              <w:jc w:val="center"/>
+              <w:rPr>
+                <w:rFonts w:ascii="바탕체" w:hAnsi="바탕체" w:hint="eastAsia"/>
+              </w:rPr>
+            </w:pPr>
+            <w:r>
+              <w:rPr>
+                <w:rFonts w:ascii="바탕체" w:hAnsi="바탕체" w:hint="eastAsia"/>
+              </w:rPr>
+              <w:t>GPU</w:t>
+            </w:r>
+          </w:p>
+        </w:tc>
+        <w:tc>
+          <w:tcPr>
+            <w:tcW w:w="3344" w:type="dxa"/>
+          </w:tcPr>
+          <w:p>
+            <w:pPr>
+              <w:jc w:val="center"/>
+              <w:rPr>
+                <w:rFonts w:ascii="바탕체" w:hAnsi="바탕체" w:hint="eastAsia"/>
+              </w:rPr>
+            </w:pPr>
+            <w:r>
+              <w:rPr>
+                <w:rFonts w:ascii="바탕체" w:hAnsi="바탕체"/>
+              </w:rPr>
+              <w:t>Intel® Arc™ Graphics</w:t>
+            </w:r>
+          </w:p>
+        </w:tc>
+      </w:tr>
+      <w:tr>
+        <w:tc>
+          <w:tcPr>
+            <w:tcW w:w="1413" w:type="dxa"/>
+          </w:tcPr>
+          <w:p>
+            <w:pPr>
+              <w:jc w:val="center"/>
+              <w:rPr>
+                <w:rFonts w:ascii="바탕체" w:hAnsi="바탕체" w:hint="eastAsia"/>
+              </w:rPr>
+            </w:pPr>
+            <w:r>
+              <w:rPr>
+                <w:rFonts w:ascii="바탕체" w:hAnsi="바탕체" w:hint="eastAsia"/>
+              </w:rPr>
+              <w:t>RAM</w:t>
+            </w:r>
+          </w:p>
+        </w:tc>
+        <w:tc>
+          <w:tcPr>
+            <w:tcW w:w="3344" w:type="dxa"/>
+          </w:tcPr>
+          <w:p>
+            <w:pPr>
+              <w:jc w:val="center"/>
+              <w:rPr>
+                <w:rFonts w:ascii="바탕체" w:hAnsi="바탕체" w:hint="eastAsia"/>
+              </w:rPr>
+            </w:pPr>
+            <w:r>
+              <w:rPr>
+                <w:rFonts w:ascii="바탕체" w:hAnsi="바탕체" w:hint="eastAsia"/>
+              </w:rPr>
+              <w:t>16 GB</w:t>
+            </w:r>
+          </w:p>
+        </w:tc>
+      </w:tr>
+      <w:tr>
+        <w:tc>
+          <w:tcPr>
+            <w:tcW w:w="1413" w:type="dxa"/>
+          </w:tcPr>
+          <w:p>
+            <w:pPr>
+              <w:jc w:val="center"/>
+              <w:rPr>
+                <w:rFonts w:ascii="바탕체" w:hAnsi="바탕체" w:hint="eastAsia"/>
+              </w:rPr>
+            </w:pPr>
+          </w:p>
+        </w:tc>
+        <w:tc>
+          <w:tcPr>
+            <w:tcW w:w="3344" w:type="dxa"/>
+          </w:tcPr>
+          <w:p>
+            <w:pPr>
+              <w:jc w:val="center"/>
+              <w:rPr>
+                <w:rFonts w:ascii="바탕체" w:hAnsi="바탕체" w:hint="eastAsia"/>
+              </w:rPr>
+            </w:pPr>
+          </w:p>
+        </w:tc>
+      </w:tr>
+      <w:tr>
+        <w:tc>
+          <w:tcPr>
+            <w:tcW w:w="1413" w:type="dxa"/>
+          </w:tcPr>
+          <w:p>
+            <w:pPr>
+              <w:jc w:val="center"/>
+              <w:rPr>
+                <w:rFonts w:ascii="바탕체" w:hAnsi="바탕체" w:hint="eastAsia"/>
+              </w:rPr>
+            </w:pPr>
+            <w:r>
+              <w:rPr>
+                <w:rFonts w:ascii="바탕체" w:hAnsi="바탕체" w:hint="eastAsia"/>
+              </w:rPr>
+              <w:t>Python</w:t>
+            </w:r>
+          </w:p>
+        </w:tc>
+        <w:tc>
+          <w:tcPr>
+            <w:tcW w:w="3344" w:type="dxa"/>
+          </w:tcPr>
+          <w:p>
+            <w:pPr>
+              <w:jc w:val="center"/>
+              <w:rPr>
+                <w:rFonts w:ascii="바탕체" w:hAnsi="바탕체" w:hint="eastAsia"/>
+              </w:rPr>
+            </w:pPr>
+            <w:r>
+              <w:rPr>
+                <w:rFonts w:ascii="바탕체" w:hAnsi="바탕체" w:hint="eastAsia"/>
+              </w:rPr>
+              <w:t>3.11.15</w:t>
+            </w:r>
+          </w:p>
+        </w:tc>
+      </w:tr>
+      <w:tr>
+        <w:tc>
+          <w:tcPr>
+            <w:tcW w:w="1413" w:type="dxa"/>
+          </w:tcPr>
+          <w:p>
+            <w:pPr>
+              <w:jc w:val="center"/>
+              <w:rPr>
+                <w:rFonts w:ascii="바탕체" w:hAnsi="바탕체" w:hint="eastAsia"/>
+              </w:rPr>
+            </w:pPr>
+            <w:proofErr w:type="spellStart"/>
+            <w:r>
+              <w:rPr>
+                <w:rFonts w:ascii="바탕체" w:hAnsi="바탕체" w:hint="eastAsia"/>
+              </w:rPr>
+              <w:t>opencv</w:t>
+            </w:r>
+            <w:proofErr w:type="spellEnd"/>
+            <w:r>
+              <w:rPr>
+                <w:rFonts w:ascii="바탕체" w:hAnsi="바탕체" w:hint="eastAsia"/>
+              </w:rPr>
+              <w:t>-python</w:t>
+            </w:r>
+          </w:p>
+        </w:tc>
+        <w:tc>
+          <w:tcPr>
+            <w:tcW w:w="3344" w:type="dxa"/>
+          </w:tcPr>
+          <w:p>
+            <w:pPr>
+              <w:jc w:val="center"/>
+              <w:rPr>
+                <w:rFonts w:ascii="바탕체" w:hAnsi="바탕체" w:hint="eastAsia"/>
+              </w:rPr>
+            </w:pPr>
+            <w:r>
+              <w:rPr>
+                <w:rFonts w:ascii="바탕체" w:hAnsi="바탕체" w:hint="eastAsia"/>
+              </w:rPr>
+              <w:t>4.13.0</w:t>
+            </w:r>
+          </w:p>
+        </w:tc>
+      </w:tr>
+      <w:tr>
+        <w:tc>
+          <w:tcPr>
+            <w:tcW w:w="1413" w:type="dxa"/>
+          </w:tcPr>
+          <w:p>
+            <w:pPr>
+              <w:jc w:val="center"/>
+              <w:rPr>
+                <w:rFonts w:ascii="바탕체" w:hAnsi="바탕체" w:hint="eastAsia"/>
+              </w:rPr>
+            </w:pPr>
+            <w:proofErr w:type="spellStart"/>
+            <w:r>
+              <w:rPr>
+                <w:rFonts w:ascii="바탕체" w:hAnsi="바탕체" w:hint="eastAsia"/>
+              </w:rPr>
+              <w:t>PyTorch</w:t>
+            </w:r>
+            <w:proofErr w:type="spellEnd"/>
+          </w:p>
+        </w:tc>
+        <w:tc>
+          <w:tcPr>
+            <w:tcW w:w="3344" w:type="dxa"/>
+          </w:tcPr>
+          <w:p>
+            <w:pPr>
+              <w:jc w:val="center"/>
+              <w:rPr>
+                <w:rFonts w:ascii="바탕체" w:hAnsi="바탕체" w:hint="eastAsia"/>
+              </w:rPr>
+            </w:pPr>
+            <w:r>
+              <w:rPr>
+                <w:rFonts w:ascii="바탕체" w:hAnsi="바탕체" w:hint="eastAsia"/>
+              </w:rPr>
+              <w:t>2.0.1</w:t>
+            </w:r>
+          </w:p>
+        </w:tc>
+      </w:tr>
+    </w:tbl>
+    <w:p>
+      <w:pPr>
+        <w:jc w:val="center"/>
+        <w:rPr>
+          <w:rFonts w:ascii="바탕체" w:hAnsi="바탕체" w:hint="eastAsia"/>
+        </w:rPr>
+      </w:pPr>
+      <w:r>
+        <w:rPr>
+          <w:rFonts w:ascii="바탕체" w:hAnsi="바탕체" w:hint="eastAsia"/>
+        </w:rPr>
+        <w:t>학습 환경</w:t>
+      </w:r>
+    </w:p>
+    <w:p>
+      <w:pPr>
+        <w:rPr>
+          <w:rFonts w:eastAsia="문체부 바탕체" w:hint="eastAsia"/>
         </w:rPr>
       </w:pPr>
     </w:p>
@@ -4295,73 +4464,138 @@
         <w:ind w:firstLine="278"/>
         <w:rPr>
           <w:rFonts w:ascii="바탕체" w:hAnsi="바탕체" w:cs="바탕체"/>
+          <w:color w:val="C45911" w:themeColor="accent2" w:themeShade="BF"/>
         </w:rPr>
       </w:pPr>
       <w:r>
         <w:rPr>
           <w:rFonts w:ascii="바탕체" w:hAnsi="바탕체" w:cs="바탕체" w:hint="eastAsia"/>
+          <w:color w:val="C45911" w:themeColor="accent2" w:themeShade="BF"/>
         </w:rPr>
         <w:t>실험 결과에 대한 정성적인 정량적인 결과를 기술한다.</w:t>
       </w:r>
       <w:r>
         <w:rPr>
           <w:rFonts w:ascii="바탕체" w:hAnsi="바탕체" w:cs="바탕체"/>
+          <w:color w:val="C45911" w:themeColor="accent2" w:themeShade="BF"/>
         </w:rPr>
         <w:t xml:space="preserve"> </w:t>
       </w:r>
       <w:r>
         <w:rPr>
           <w:rFonts w:ascii="바탕체" w:hAnsi="바탕체" w:cs="바탕체" w:hint="eastAsia"/>
+          <w:color w:val="C45911" w:themeColor="accent2" w:themeShade="BF"/>
         </w:rPr>
         <w:t>이때 다른 문헌</w:t>
       </w:r>
       <w:r>
         <w:rPr>
           <w:rFonts w:ascii="바탕체" w:hAnsi="바탕체" w:cs="바탕체" w:hint="eastAsia"/>
+          <w:color w:val="C45911" w:themeColor="accent2" w:themeShade="BF"/>
         </w:rPr>
         <w:t xml:space="preserve"> </w:t>
       </w:r>
       <w:r>
         <w:rPr>
           <w:rFonts w:ascii="바탕체" w:hAnsi="바탕체" w:cs="바탕체" w:hint="eastAsia"/>
+          <w:color w:val="C45911" w:themeColor="accent2" w:themeShade="BF"/>
         </w:rPr>
         <w:t xml:space="preserve">등에 나온 성능결과를 </w:t>
       </w:r>
       <w:r>
         <w:rPr>
           <w:rFonts w:ascii="바탕체" w:hAnsi="바탕체" w:cs="바탕체" w:hint="eastAsia"/>
-        </w:rPr>
-        <w:t>파</w:t>
+          <w:color w:val="C45911" w:themeColor="accent2" w:themeShade="BF"/>
+        </w:rPr>
+        <w:t>파악한</w:t>
       </w:r>
       <w:r>
         <w:rPr>
           <w:rFonts w:ascii="바탕체" w:hAnsi="바탕체" w:cs="바탕체" w:hint="eastAsia"/>
-        </w:rPr>
-        <w:t>악한</w:t>
+          <w:color w:val="C45911" w:themeColor="accent2" w:themeShade="BF"/>
+        </w:rPr>
+        <w:t xml:space="preserve"> </w:t>
       </w:r>
       <w:r>
         <w:rPr>
           <w:rFonts w:ascii="바탕체" w:hAnsi="바탕체" w:cs="바탕체" w:hint="eastAsia"/>
-        </w:rPr>
-        <w:t xml:space="preserve"> </w:t>
+          <w:color w:val="C45911" w:themeColor="accent2" w:themeShade="BF"/>
+        </w:rPr>
+        <w:t>것</w:t>
       </w:r>
       <w:r>
         <w:rPr>
           <w:rFonts w:ascii="바탕체" w:hAnsi="바탕체" w:cs="바탕체" w:hint="eastAsia"/>
-        </w:rPr>
-        <w:t>것</w:t>
+          <w:color w:val="C45911" w:themeColor="accent2" w:themeShade="BF"/>
+        </w:rPr>
+        <w:t xml:space="preserve"> 있으면 비교한다.</w:t>
+      </w:r>
+    </w:p>
+    <w:p>
+      <w:pPr>
+        <w:rPr>
+          <w:rFonts w:ascii="바탕체" w:hAnsi="바탕체" w:cs="바탕체"/>
+          <w:color w:val="C45911" w:themeColor="accent2" w:themeShade="BF"/>
+        </w:rPr>
+      </w:pPr>
+    </w:p>
+    <w:p>
+      <w:pPr>
+        <w:ind w:firstLine="278"/>
+        <w:rPr>
+          <w:rFonts w:ascii="바탕체" w:hAnsi="바탕체" w:cs="바탕체"/>
+          <w:color w:val="C45911" w:themeColor="accent2" w:themeShade="BF"/>
+        </w:rPr>
+      </w:pPr>
+      <w:r>
+        <w:rPr>
+          <w:rFonts w:ascii="바탕체" w:hAnsi="바탕체" w:cs="바탕체"/>
+          <w:color w:val="C45911" w:themeColor="accent2" w:themeShade="BF"/>
+        </w:rPr>
+        <w:t>State-of-</w:t>
+      </w:r>
+      <w:r>
+        <w:rPr>
+          <w:rFonts w:ascii="바탕체" w:hAnsi="바탕체" w:cs="바탕체"/>
+          <w:color w:val="C45911" w:themeColor="accent2" w:themeShade="BF"/>
+        </w:rPr>
+        <w:t>the-</w:t>
+      </w:r>
+      <w:r>
+        <w:rPr>
+          <w:rFonts w:ascii="바탕체" w:hAnsi="바탕체" w:cs="바탕체"/>
+          <w:color w:val="C45911" w:themeColor="accent2" w:themeShade="BF"/>
+        </w:rPr>
+        <w:t>Art</w:t>
+      </w:r>
+      <w:r>
+        <w:rPr>
+          <w:rFonts w:ascii="바탕체" w:hAnsi="바탕체" w:cs="바탕체"/>
+          <w:color w:val="C45911" w:themeColor="accent2" w:themeShade="BF"/>
+        </w:rPr>
+        <w:t xml:space="preserve"> (SOTA)</w:t>
+      </w:r>
+      <w:r>
+        <w:rPr>
+          <w:rFonts w:ascii="바탕체" w:hAnsi="바탕체" w:cs="바탕체"/>
+          <w:color w:val="C45911" w:themeColor="accent2" w:themeShade="BF"/>
+        </w:rPr>
+        <w:t xml:space="preserve"> </w:t>
       </w:r>
       <w:r>
         <w:rPr>
           <w:rFonts w:ascii="바탕체" w:hAnsi="바탕체" w:cs="바탕체" w:hint="eastAsia"/>
-        </w:rPr>
-        <w:t xml:space="preserve"> 있으면 비교한다.</w:t>
-      </w:r>
-    </w:p>
-    <w:p>
-      <w:pPr>
+          <w:color w:val="C45911" w:themeColor="accent2" w:themeShade="BF"/>
+        </w:rPr>
+        <w:t>결과와 비교하여 성능이 높을 수 있는 경우는 없을 것으로 예상되나 어느정도 차이가 나는지 차이 나는 원인이 무엇인지 한번쯤 생각해보는 경험을 하는 것이 중요한다.</w:t>
+      </w:r>
+    </w:p>
+    <w:p>
+      <w:pPr>
+        <w:ind w:firstLine="278"/>
         <w:rPr>
           <w:rFonts w:ascii="바탕체" w:hAnsi="바탕체" w:cs="바탕체"/>
+          <w:color w:val="C45911" w:themeColor="accent2" w:themeShade="BF"/>
         </w:rPr>
       </w:pPr>
     </w:p>
@@ -4370,43 +4604,173 @@
         <w:ind w:firstLine="278"/>
         <w:rPr>
           <w:rFonts w:ascii="바탕체" w:hAnsi="바탕체" w:cs="바탕체"/>
+          <w:color w:val="C45911" w:themeColor="accent2" w:themeShade="BF"/>
         </w:rPr>
       </w:pPr>
       <w:r>
         <w:rPr>
           <w:rFonts w:ascii="바탕체" w:hAnsi="바탕체" w:cs="바탕체"/>
-        </w:rPr>
-        <w:t>State-of-</w:t>
+          <w:color w:val="C45911" w:themeColor="accent2" w:themeShade="BF"/>
+        </w:rPr>
+        <w:t xml:space="preserve">경우1) </w:t>
+      </w:r>
+      <w:r>
+        <w:rPr>
+          <w:rFonts w:ascii="바탕체" w:hAnsi="바탕체" w:cs="바탕체" w:hint="eastAsia"/>
+          <w:color w:val="C45911" w:themeColor="accent2" w:themeShade="BF"/>
+        </w:rPr>
+        <w:t xml:space="preserve">SOTA를 직접 구현하였거나 공개된 코드가 확보가 가능한 경우:  동일한 실험 조건에서 </w:t>
       </w:r>
       <w:r>
         <w:rPr>
           <w:rFonts w:ascii="바탕체" w:hAnsi="바탕체" w:cs="바탕체"/>
-        </w:rPr>
-        <w:t>the-</w:t>
-      </w:r>
-      <w:r>
+          <w:color w:val="C45911" w:themeColor="accent2" w:themeShade="BF"/>
+        </w:rPr>
+        <w:t>SOTA</w:t>
+      </w:r>
+      <w:r>
+        <w:rPr>
+          <w:rFonts w:ascii="바탕체" w:hAnsi="바탕체" w:cs="바탕체" w:hint="eastAsia"/>
+          <w:color w:val="C45911" w:themeColor="accent2" w:themeShade="BF"/>
+        </w:rPr>
+        <w:t>와 본인들의 실험 결과를 비교하고 어떤 경우에 어떤</w:t>
+      </w:r>
+      <w:r>
+        <w:rPr>
+          <w:rFonts w:ascii="바탕체" w:hAnsi="바탕체" w:cs="바탕체" w:hint="eastAsia"/>
+          <w:color w:val="C45911" w:themeColor="accent2" w:themeShade="BF"/>
+        </w:rPr>
+        <w:t xml:space="preserve"> </w:t>
+      </w:r>
+      <w:r>
+        <w:rPr>
+          <w:rFonts w:ascii="바탕체" w:hAnsi="바탕체" w:cs="바탕체" w:hint="eastAsia"/>
+          <w:color w:val="C45911" w:themeColor="accent2" w:themeShade="BF"/>
+        </w:rPr>
+        <w:t xml:space="preserve">차이가 얼마나 나는지를 분석한다. </w:t>
+      </w:r>
+    </w:p>
+    <w:p>
+      <w:pPr>
+        <w:ind w:firstLine="278"/>
         <w:rPr>
           <w:rFonts w:ascii="바탕체" w:hAnsi="바탕체" w:cs="바탕체"/>
-        </w:rPr>
-        <w:t>Art</w:t>
-      </w:r>
+          <w:color w:val="C45911" w:themeColor="accent2" w:themeShade="BF"/>
+        </w:rPr>
+      </w:pPr>
       <w:r>
         <w:rPr>
           <w:rFonts w:ascii="바탕체" w:hAnsi="바탕체" w:cs="바탕체"/>
-        </w:rPr>
-        <w:t xml:space="preserve"> (SOTA)</w:t>
+          <w:color w:val="C45911" w:themeColor="accent2" w:themeShade="BF"/>
+        </w:rPr>
+        <w:t>경우 2) SOTA</w:t>
+      </w:r>
+      <w:r>
+        <w:rPr>
+          <w:rFonts w:ascii="바탕체" w:hAnsi="바탕체" w:cs="바탕체" w:hint="eastAsia"/>
+          <w:color w:val="C45911" w:themeColor="accent2" w:themeShade="BF"/>
+        </w:rPr>
+        <w:t>의 내용이 논문이나 문헌산으로는 확인이 가능하나 코드가 공개되되 않거나 해서 실험을 해볼 수 없는 경우: 가급</w:t>
+      </w:r>
+      <w:r>
+        <w:rPr>
+          <w:rFonts w:ascii="바탕체" w:hAnsi="바탕체" w:cs="바탕체" w:hint="eastAsia"/>
+          <w:color w:val="C45911" w:themeColor="accent2" w:themeShade="BF"/>
+        </w:rPr>
+        <w:t>적</w:t>
+      </w:r>
+      <w:r>
+        <w:rPr>
+          <w:rFonts w:ascii="바탕체" w:hAnsi="바탕체" w:cs="바탕체" w:hint="eastAsia"/>
+          <w:color w:val="C45911" w:themeColor="accent2" w:themeShade="BF"/>
+        </w:rPr>
+        <w:t xml:space="preserve"> 문헌에 </w:t>
+      </w:r>
+      <w:r>
+        <w:rPr>
+          <w:rFonts w:ascii="바탕체" w:hAnsi="바탕체" w:cs="바탕체" w:hint="eastAsia"/>
+          <w:color w:val="C45911" w:themeColor="accent2" w:themeShade="BF"/>
+        </w:rPr>
+        <w:t>적힌</w:t>
+      </w:r>
+      <w:r>
+        <w:rPr>
+          <w:rFonts w:ascii="바탕체" w:hAnsi="바탕체" w:cs="바탕체" w:hint="eastAsia"/>
+          <w:color w:val="C45911" w:themeColor="accent2" w:themeShade="BF"/>
+        </w:rPr>
+        <w:t xml:space="preserve"> </w:t>
       </w:r>
       <w:r>
         <w:rPr>
           <w:rFonts w:ascii="바탕체" w:hAnsi="바탕체" w:cs="바탕체"/>
-        </w:rPr>
-        <w:t xml:space="preserve"> </w:t>
+          <w:color w:val="C45911" w:themeColor="accent2" w:themeShade="BF"/>
+        </w:rPr>
+        <w:t>SOT</w:t>
+      </w:r>
+      <w:r>
+        <w:rPr>
+          <w:rFonts w:ascii="바탕체" w:hAnsi="바탕체" w:cs="바탕체"/>
+          <w:color w:val="C45911" w:themeColor="accent2" w:themeShade="BF"/>
+        </w:rPr>
+        <w:t>A</w:t>
       </w:r>
       <w:r>
         <w:rPr>
           <w:rFonts w:ascii="바탕체" w:hAnsi="바탕체" w:cs="바탕체" w:hint="eastAsia"/>
-        </w:rPr>
-        <w:t>결과와 비교하여 성능이 높을 수 있는 경우는 없을 것으로 예상되나 어느정도 차이가 나는지 차이 나는 원인이 무엇인지 한번쯤 생각해보는 경험을 하는 것이 중요한다.</w:t>
+          <w:color w:val="C45911" w:themeColor="accent2" w:themeShade="BF"/>
+        </w:rPr>
+        <w:t>의 실험 환경과 유사한 환경으로</w:t>
+      </w:r>
+      <w:r>
+        <w:rPr>
+          <w:rFonts w:ascii="바탕체" w:hAnsi="바탕체" w:cs="바탕체" w:hint="eastAsia"/>
+          <w:color w:val="C45911" w:themeColor="accent2" w:themeShade="BF"/>
+        </w:rPr>
+        <w:t xml:space="preserve"> </w:t>
+      </w:r>
+      <w:r>
+        <w:rPr>
+          <w:rFonts w:ascii="바탕체" w:hAnsi="바탕체" w:cs="바탕체"/>
+          <w:color w:val="C45911" w:themeColor="accent2" w:themeShade="BF"/>
+        </w:rPr>
+        <w:t>실험하</w:t>
+      </w:r>
+      <w:r>
+        <w:rPr>
+          <w:rFonts w:ascii="바탕체" w:hAnsi="바탕체" w:cs="바탕체" w:hint="eastAsia"/>
+          <w:color w:val="C45911" w:themeColor="accent2" w:themeShade="BF"/>
+        </w:rPr>
+        <w:t>고,</w:t>
+      </w:r>
+      <w:r>
+        <w:rPr>
+          <w:rFonts w:ascii="바탕체" w:hAnsi="바탕체" w:cs="바탕체"/>
+          <w:color w:val="C45911" w:themeColor="accent2" w:themeShade="BF"/>
+        </w:rPr>
+        <w:t xml:space="preserve"> </w:t>
+      </w:r>
+      <w:r>
+        <w:rPr>
+          <w:rFonts w:ascii="바탕체" w:hAnsi="바탕체" w:cs="바탕체" w:hint="eastAsia"/>
+          <w:color w:val="C45911" w:themeColor="accent2" w:themeShade="BF"/>
+        </w:rPr>
+        <w:t xml:space="preserve">본인의 알고리즘의 </w:t>
+      </w:r>
+      <w:proofErr w:type="gramStart"/>
+      <w:r>
+        <w:rPr>
+          <w:rFonts w:ascii="바탕체" w:hAnsi="바탕체" w:cs="바탕체" w:hint="eastAsia"/>
+          <w:color w:val="C45911" w:themeColor="accent2" w:themeShade="BF"/>
+        </w:rPr>
+        <w:t>몇가지</w:t>
+      </w:r>
+      <w:proofErr w:type="gramEnd"/>
+      <w:r>
+        <w:rPr>
+          <w:rFonts w:ascii="바탕체" w:hAnsi="바탕체" w:cs="바탕체" w:hint="eastAsia"/>
+          <w:color w:val="C45911" w:themeColor="accent2" w:themeShade="BF"/>
+        </w:rPr>
+        <w:t xml:space="preserve"> 버전이나 본인의 전체 구현 중 일부 중요한 기능이 생략되거나 달라졌을 때 결과를 비교하여 해당 기능의 기여도를 확인한다.</w:t>
       </w:r>
     </w:p>
     <w:p>
@@ -4414,239 +4778,94 @@
         <w:ind w:firstLine="278"/>
         <w:rPr>
           <w:rFonts w:ascii="바탕체" w:hAnsi="바탕체" w:cs="바탕체"/>
-        </w:rPr>
-      </w:pPr>
+          <w:color w:val="C45911" w:themeColor="accent2" w:themeShade="BF"/>
+        </w:rPr>
+      </w:pPr>
+      <w:r>
+        <w:rPr>
+          <w:rFonts w:ascii="바탕체" w:hAnsi="바탕체" w:cs="바탕체" w:hint="eastAsia"/>
+          <w:color w:val="C45911" w:themeColor="accent2" w:themeShade="BF"/>
+        </w:rPr>
+        <w:t xml:space="preserve">경우 </w:t>
+      </w:r>
+      <w:r>
+        <w:rPr>
+          <w:rFonts w:ascii="바탕체" w:hAnsi="바탕체" w:cs="바탕체"/>
+          <w:color w:val="C45911" w:themeColor="accent2" w:themeShade="BF"/>
+        </w:rPr>
+        <w:t>3) SOTA</w:t>
+      </w:r>
+      <w:r>
+        <w:rPr>
+          <w:rFonts w:ascii="바탕체" w:hAnsi="바탕체" w:cs="바탕체" w:hint="eastAsia"/>
+          <w:color w:val="C45911" w:themeColor="accent2" w:themeShade="BF"/>
+        </w:rPr>
+        <w:t xml:space="preserve">가 없다고 생각하는 경우: 본인의 알고리즘의 </w:t>
+      </w:r>
+      <w:proofErr w:type="gramStart"/>
+      <w:r>
+        <w:rPr>
+          <w:rFonts w:ascii="바탕체" w:hAnsi="바탕체" w:cs="바탕체" w:hint="eastAsia"/>
+          <w:color w:val="C45911" w:themeColor="accent2" w:themeShade="BF"/>
+        </w:rPr>
+        <w:t>몇가지</w:t>
+      </w:r>
+      <w:proofErr w:type="gramEnd"/>
+      <w:r>
+        <w:rPr>
+          <w:rFonts w:ascii="바탕체" w:hAnsi="바탕체" w:cs="바탕체" w:hint="eastAsia"/>
+          <w:color w:val="C45911" w:themeColor="accent2" w:themeShade="BF"/>
+        </w:rPr>
+        <w:t xml:space="preserve"> 버전이나 본인의 전체</w:t>
+      </w:r>
+      <w:r>
+        <w:rPr>
+          <w:rFonts w:ascii="바탕체" w:hAnsi="바탕체" w:cs="바탕체" w:hint="eastAsia"/>
+          <w:color w:val="C45911" w:themeColor="accent2" w:themeShade="BF"/>
+        </w:rPr>
+        <w:t xml:space="preserve"> </w:t>
+      </w:r>
+      <w:r>
+        <w:rPr>
+          <w:rFonts w:ascii="바탕체" w:hAnsi="바탕체" w:cs="바탕체" w:hint="eastAsia"/>
+          <w:color w:val="C45911" w:themeColor="accent2" w:themeShade="BF"/>
+        </w:rPr>
+        <w:t>구현 중 일부 중요한 기능이 생략되거나 달라졌을 때 결과를 비교하여 해당 기능의 기여도를 확인한다.</w:t>
+      </w:r>
     </w:p>
     <w:p>
       <w:pPr>
         <w:ind w:firstLine="278"/>
         <w:rPr>
           <w:rFonts w:ascii="바탕체" w:hAnsi="바탕체" w:cs="바탕체"/>
+          <w:color w:val="C45911" w:themeColor="accent2" w:themeShade="BF"/>
         </w:rPr>
       </w:pPr>
       <w:r>
         <w:rPr>
           <w:rFonts w:ascii="바탕체" w:hAnsi="바탕체" w:cs="바탕체"/>
-        </w:rPr>
-        <w:t xml:space="preserve">경우1) </w:t>
+          <w:color w:val="C45911" w:themeColor="accent2" w:themeShade="BF"/>
+        </w:rPr>
+        <w:t>(</w:t>
       </w:r>
       <w:r>
         <w:rPr>
           <w:rFonts w:ascii="바탕체" w:hAnsi="바탕체" w:cs="바탕체" w:hint="eastAsia"/>
-        </w:rPr>
-        <w:t xml:space="preserve">SOTA를 직접 구현하였거나 공개된 코드가 확보가 가능한 경우:  동일한 실험 조건에서 </w:t>
+          <w:color w:val="C45911" w:themeColor="accent2" w:themeShade="BF"/>
+        </w:rPr>
+        <w:t>기본적으로 순서대로 좋은 평가가 나간다고 보면 되겠다.</w:t>
       </w:r>
       <w:r>
         <w:rPr>
           <w:rFonts w:ascii="바탕체" w:hAnsi="바탕체" w:cs="바탕체"/>
-        </w:rPr>
-        <w:t>SOTA</w:t>
+          <w:color w:val="C45911" w:themeColor="accent2" w:themeShade="BF"/>
+        </w:rPr>
+        <w:t>)</w:t>
       </w:r>
       <w:r>
         <w:rPr>
           <w:rFonts w:ascii="바탕체" w:hAnsi="바탕체" w:cs="바탕체" w:hint="eastAsia"/>
-        </w:rPr>
-        <w:t>와 본인들의 실험 결과를 비교하고 어떤 경우에 어떤</w:t>
-      </w:r>
-      <w:r>
-        <w:rPr>
-          <w:rFonts w:ascii="바탕체" w:hAnsi="바탕체" w:cs="바탕체" w:hint="eastAsia"/>
-        </w:rPr>
-        <w:t xml:space="preserve"> </w:t>
-      </w:r>
-      <w:r>
-        <w:rPr>
-          <w:rFonts w:ascii="바탕체" w:hAnsi="바탕체" w:cs="바탕체" w:hint="eastAsia"/>
-        </w:rPr>
-        <w:t xml:space="preserve">차이가 얼마나 나는지를 분석한다. </w:t>
-      </w:r>
-    </w:p>
-    <w:p>
-      <w:pPr>
-        <w:ind w:firstLine="278"/>
-        <w:rPr>
-          <w:rFonts w:ascii="바탕체" w:hAnsi="바탕체" w:cs="바탕체"/>
-        </w:rPr>
-      </w:pPr>
-      <w:r>
-        <w:rPr>
-          <w:rFonts w:ascii="바탕체" w:hAnsi="바탕체" w:cs="바탕체"/>
-        </w:rPr>
-        <w:t>경우 2) SOTA</w:t>
-      </w:r>
-      <w:r>
-        <w:rPr>
-          <w:rFonts w:ascii="바탕체" w:hAnsi="바탕체" w:cs="바탕체" w:hint="eastAsia"/>
-        </w:rPr>
-        <w:t>의 내용이 논문이나 문헌산으로는 확인이 가능하나 코드가 공개되되 않거나 해서 실험을 해볼 수 없는 경우: 가급</w:t>
-      </w:r>
-      <w:r>
-        <w:rPr>
-          <w:rFonts w:ascii="바탕체" w:hAnsi="바탕체" w:cs="바탕체" w:hint="eastAsia"/>
-        </w:rPr>
-        <w:t>적</w:t>
-      </w:r>
-      <w:r>
-        <w:rPr>
-          <w:rFonts w:ascii="바탕체" w:hAnsi="바탕체" w:cs="바탕체" w:hint="eastAsia"/>
-        </w:rPr>
-        <w:t xml:space="preserve"> 문헌에 </w:t>
-      </w:r>
-      <w:r>
-        <w:rPr>
-          <w:rFonts w:ascii="바탕체" w:hAnsi="바탕체" w:cs="바탕체" w:hint="eastAsia"/>
-        </w:rPr>
-        <w:t>적힌</w:t>
-      </w:r>
-      <w:r>
-        <w:rPr>
-          <w:rFonts w:ascii="바탕체" w:hAnsi="바탕체" w:cs="바탕체" w:hint="eastAsia"/>
-        </w:rPr>
-        <w:t xml:space="preserve"> </w:t>
-      </w:r>
-      <w:r>
-        <w:rPr>
-          <w:rFonts w:ascii="바탕체" w:hAnsi="바탕체" w:cs="바탕체"/>
-        </w:rPr>
-        <w:t>SOT</w:t>
-      </w:r>
-      <w:r>
-        <w:rPr>
-          <w:rFonts w:ascii="바탕체" w:hAnsi="바탕체" w:cs="바탕체"/>
-        </w:rPr>
-        <w:t>A</w:t>
-      </w:r>
-      <w:r>
-        <w:rPr>
-          <w:rFonts w:ascii="바탕체" w:hAnsi="바탕체" w:cs="바탕체" w:hint="eastAsia"/>
-        </w:rPr>
-        <w:t>의 실험 환경과 유사한 환경으로</w:t>
-      </w:r>
-      <w:r>
-        <w:rPr>
-          <w:rFonts w:ascii="바탕체" w:hAnsi="바탕체" w:cs="바탕체" w:hint="eastAsia"/>
-        </w:rPr>
-        <w:t xml:space="preserve"> </w:t>
-      </w:r>
-      <w:r>
-        <w:rPr>
-          <w:rFonts w:ascii="바탕체" w:hAnsi="바탕체" w:cs="바탕체"/>
-        </w:rPr>
-        <w:t>실험하</w:t>
-      </w:r>
-      <w:r>
-        <w:rPr>
-          <w:rFonts w:ascii="바탕체" w:hAnsi="바탕체" w:cs="바탕체" w:hint="eastAsia"/>
-        </w:rPr>
-        <w:t>고,</w:t>
-      </w:r>
-      <w:r>
-        <w:rPr>
-          <w:rFonts w:ascii="바탕체" w:hAnsi="바탕체" w:cs="바탕체"/>
-        </w:rPr>
-        <w:t xml:space="preserve"> </w:t>
-      </w:r>
-      <w:r>
-        <w:rPr>
-          <w:rFonts w:ascii="바탕체" w:hAnsi="바탕체" w:cs="바탕체" w:hint="eastAsia"/>
-        </w:rPr>
-        <w:t xml:space="preserve">본인의 알고리즘의 </w:t>
-      </w:r>
-      <w:proofErr w:type="gramStart"/>
-      <w:r>
-        <w:rPr>
-          <w:rFonts w:ascii="바탕체" w:hAnsi="바탕체" w:cs="바탕체" w:hint="eastAsia"/>
-        </w:rPr>
-        <w:t>몇가지</w:t>
-      </w:r>
-      <w:proofErr w:type="gramEnd"/>
-      <w:r>
-        <w:rPr>
-          <w:rFonts w:ascii="바탕체" w:hAnsi="바탕체" w:cs="바탕체" w:hint="eastAsia"/>
-        </w:rPr>
-        <w:t xml:space="preserve"> 버전이나 본인의 전체 구현 중 일부 중요한 기능이 생략되거나 달라졌을 때 결과를 비교하여 해당 기능의 기여도를 확인한다.</w:t>
-      </w:r>
-    </w:p>
-    <w:p>
-      <w:pPr>
-        <w:ind w:firstLine="278"/>
-        <w:rPr>
-          <w:rFonts w:ascii="바탕체" w:hAnsi="바탕체" w:cs="바탕체"/>
-        </w:rPr>
-      </w:pPr>
-      <w:r>
-        <w:rPr>
-          <w:rFonts w:ascii="바탕체" w:hAnsi="바탕체" w:cs="바탕체" w:hint="eastAsia"/>
-        </w:rPr>
-        <w:t xml:space="preserve">경우 </w:t>
-      </w:r>
-      <w:r>
-        <w:rPr>
-          <w:rFonts w:ascii="바탕체" w:hAnsi="바탕체" w:cs="바탕체"/>
-        </w:rPr>
-        <w:t>3) SOTA</w:t>
-      </w:r>
-      <w:r>
-        <w:rPr>
-          <w:rFonts w:ascii="바탕체" w:hAnsi="바탕체" w:cs="바탕체" w:hint="eastAsia"/>
-        </w:rPr>
-        <w:t xml:space="preserve">가 없다고 생각하는 경우: 본인의 알고리즘의 </w:t>
-      </w:r>
-      <w:proofErr w:type="gramStart"/>
-      <w:r>
-        <w:rPr>
-          <w:rFonts w:ascii="바탕체" w:hAnsi="바탕체" w:cs="바탕체" w:hint="eastAsia"/>
-        </w:rPr>
-        <w:t>몇가지</w:t>
-      </w:r>
-      <w:proofErr w:type="gramEnd"/>
-      <w:r>
-        <w:rPr>
-          <w:rFonts w:ascii="바탕체" w:hAnsi="바탕체" w:cs="바탕체" w:hint="eastAsia"/>
-        </w:rPr>
-        <w:t xml:space="preserve"> 버전이나 본인의 전체</w:t>
-      </w:r>
-      <w:r>
-        <w:rPr>
-          <w:rFonts w:ascii="바탕체" w:hAnsi="바탕체" w:cs="바탕체" w:hint="eastAsia"/>
-        </w:rPr>
-        <w:t xml:space="preserve"> </w:t>
-      </w:r>
-      <w:r>
-        <w:rPr>
-          <w:rFonts w:ascii="바탕체" w:hAnsi="바탕체" w:cs="바탕체" w:hint="eastAsia"/>
-        </w:rPr>
-        <w:t>구현 중 일부 중요한 기능이 생략되거나 달라졌을 때 결과를 비교하여 해당 기능의 기여도를 확인한다.</w:t>
-      </w:r>
-    </w:p>
-    <w:p>
-      <w:pPr>
-        <w:ind w:firstLine="278"/>
-        <w:rPr>
-          <w:rFonts w:ascii="바탕체" w:hAnsi="바탕체" w:cs="바탕체"/>
-        </w:rPr>
-      </w:pPr>
-      <w:r>
-        <w:rPr>
-          <w:rFonts w:ascii="바탕체" w:hAnsi="바탕체" w:cs="바탕체"/>
-        </w:rPr>
-        <w:t>(</w:t>
-      </w:r>
-      <w:r>
-        <w:rPr>
-          <w:rFonts w:ascii="바탕체" w:hAnsi="바탕체" w:cs="바탕체" w:hint="eastAsia"/>
-        </w:rPr>
-        <w:t>기본적으로 순서대로 좋은 평가가 나간다고 보면 되겠다.</w:t>
-      </w:r>
-      <w:r>
-        <w:rPr>
-          <w:rFonts w:ascii="바탕체" w:hAnsi="바탕체" w:cs="바탕체"/>
-        </w:rPr>
-        <w:t>)</w:t>
-      </w:r>
-      <w:r>
-        <w:rPr>
-          <w:rFonts w:ascii="바탕체" w:hAnsi="바탕체" w:cs="바탕체" w:hint="eastAsia"/>
+          <w:color w:val="C45911" w:themeColor="accent2" w:themeShade="BF"/>
         </w:rPr>
         <w:t xml:space="preserve"> </w:t>
       </w:r>
@@ -5263,7 +5482,6 @@
         <w:rPr>
           <w:rFonts w:ascii="바탕" w:eastAsia="바탕" w:hAnsi="바탕" w:hint="eastAsia"/>
         </w:rPr>
-        <w:lastRenderedPageBreak/>
         <w:t>2명이상 참가한 경우 조원 별 수행 내용을 표로 적는다.</w:t>
       </w:r>
       <w:r>
@@ -5940,34 +6158,49 @@
           <w:rFonts w:ascii="바탕" w:eastAsia="바탕" w:hAnsi="바탕"/>
         </w:rPr>
       </w:pPr>
-      <w:smartTag w:uri="urn:schemas-microsoft-com:office:smarttags" w:element="PersonName">
+      <w:proofErr w:type="spellStart"/>
+      <w:r>
+        <w:rPr>
+          <w:rFonts w:ascii="바탕" w:eastAsia="바탕" w:hAnsi="바탕"/>
+        </w:rPr>
+        <w:t>Kairess</w:t>
+      </w:r>
+      <w:proofErr w:type="spellEnd"/>
+      <w:r>
+        <w:rPr>
+          <w:rFonts w:ascii="바탕" w:eastAsia="바탕" w:hAnsi="바탕"/>
+        </w:rPr>
+        <w:t>, “Crosswalk Traffic Light Detection YOLOv5,” GitHub Repository,</w:t>
+      </w:r>
+      <w:r>
+        <w:rPr>
+          <w:rFonts w:ascii="바탕" w:eastAsia="바탕" w:hAnsi="바탕"/>
+        </w:rPr>
+        <w:br/>
+      </w:r>
+      <w:hyperlink r:id="rId8" w:history="1">
         <w:r>
           <w:rPr>
+            <w:rStyle w:val="a9"/>
             <w:rFonts w:ascii="바탕" w:eastAsia="바탕" w:hAnsi="바탕"/>
           </w:rPr>
-          <w:t>허균</w:t>
+          <w:t>https://github.com/kair</w:t>
         </w:r>
-      </w:smartTag>
-      <w:r>
-        <w:rPr>
-          <w:rFonts w:ascii="바탕" w:eastAsia="바탕" w:hAnsi="바탕"/>
-        </w:rPr>
-        <w:t>, 임꺽정, “</w:t>
-      </w:r>
-      <w:smartTag w:uri="urn:schemas-microsoft-com:office:smarttags" w:element="PersonName">
         <w:r>
           <w:rPr>
+            <w:rStyle w:val="a9"/>
             <w:rFonts w:ascii="바탕" w:eastAsia="바탕" w:hAnsi="바탕"/>
           </w:rPr>
-          <w:t>홍길동</w:t>
+          <w:t>e</w:t>
         </w:r>
-      </w:smartTag>
-      <w:r>
-        <w:rPr>
-          <w:rFonts w:ascii="바탕" w:eastAsia="바탕" w:hAnsi="바탕"/>
-        </w:rPr>
-        <w:t>의 얼굴분석,” 한국통신학회논문지, 제5권, 제6호, pp. 1-10, 2006.</w:t>
-      </w:r>
+        <w:r>
+          <w:rPr>
+            <w:rStyle w:val="a9"/>
+            <w:rFonts w:ascii="바탕" w:eastAsia="바탕" w:hAnsi="바탕"/>
+          </w:rPr>
+          <w:t>ss/crosswalk-traffic-light-detection-yolov5</w:t>
+        </w:r>
+      </w:hyperlink>
     </w:p>
     <w:p>
       <w:pPr>
@@ -5976,13 +6209,38 @@
           <w:numId w:val="28"/>
         </w:numPr>
         <w:rPr>
+          <w:rFonts w:ascii="바탕" w:eastAsia="바탕" w:hAnsi="바탕"/>
+          <w:color w:val="C45911" w:themeColor="accent2" w:themeShade="BF"/>
+        </w:rPr>
+      </w:pPr>
+      <w:r>
+        <w:rPr>
+          <w:rFonts w:ascii="바탕" w:eastAsia="바탕" w:hAnsi="바탕" w:hint="eastAsia"/>
+          <w:color w:val="C45911" w:themeColor="accent2" w:themeShade="BF"/>
+        </w:rPr>
+        <w:t xml:space="preserve">예시) </w:t>
+      </w:r>
+      <w:r>
+        <w:rPr>
+          <w:rFonts w:ascii="바탕" w:eastAsia="바탕" w:hAnsi="바탕"/>
+          <w:color w:val="C45911" w:themeColor="accent2" w:themeShade="BF"/>
+        </w:rPr>
+        <w:t>허균, 임꺽정, “홍길동의 얼굴분석,” 한국통신학회논문지, 제5권, 제6호, pp. 1-10, 2006.</w:t>
+      </w:r>
+    </w:p>
+    <w:p>
+      <w:pPr>
+        <w:ind w:left="420"/>
+        <w:rPr>
           <w:rFonts w:eastAsia="문체부 바탕체"/>
+          <w:color w:val="C45911" w:themeColor="accent2" w:themeShade="BF"/>
         </w:rPr>
       </w:pPr>
       <w:proofErr w:type="spellStart"/>
       <w:r>
         <w:rPr>
           <w:rFonts w:ascii="바탕체" w:hAnsi="바탕체" w:cs="바탕체" w:hint="eastAsia"/>
+          <w:color w:val="C45911" w:themeColor="accent2" w:themeShade="BF"/>
         </w:rPr>
         <w:t>웹싸이트</w:t>
       </w:r>
@@ -5990,14 +6248,16 @@
       <w:r>
         <w:rPr>
           <w:rFonts w:ascii="바탕체" w:hAnsi="바탕체" w:cs="바탕체" w:hint="eastAsia"/>
+          <w:color w:val="C45911" w:themeColor="accent2" w:themeShade="BF"/>
         </w:rPr>
         <w:t xml:space="preserve">, </w:t>
       </w:r>
-      <w:hyperlink r:id="rId8" w:history="1">
+      <w:hyperlink r:id="rId9" w:history="1">
         <w:r>
           <w:rPr>
             <w:rStyle w:val="a9"/>
             <w:rFonts w:ascii="바탕체" w:hAnsi="바탕체" w:cs="바탕체" w:hint="eastAsia"/>
+            <w:color w:val="C45911" w:themeColor="accent2" w:themeShade="BF"/>
           </w:rPr>
           <w:t>http://www.</w:t>
         </w:r>
@@ -6005,6 +6265,7 @@
           <w:rPr>
             <w:rStyle w:val="a9"/>
             <w:rFonts w:ascii="바탕체" w:hAnsi="바탕체" w:cs="바탕체"/>
+            <w:color w:val="C45911" w:themeColor="accent2" w:themeShade="BF"/>
           </w:rPr>
           <w:t>dataset.com/face</w:t>
         </w:r>
@@ -6012,12 +6273,14 @@
       <w:r>
         <w:rPr>
           <w:rFonts w:ascii="바탕체" w:hAnsi="바탕체" w:cs="바탕체"/>
+          <w:color w:val="C45911" w:themeColor="accent2" w:themeShade="BF"/>
         </w:rPr>
         <w:t xml:space="preserve"> </w:t>
       </w:r>
       <w:r>
         <w:rPr>
           <w:rFonts w:ascii="바탕체" w:hAnsi="바탕체" w:cs="바탕체" w:hint="eastAsia"/>
+          <w:color w:val="C45911" w:themeColor="accent2" w:themeShade="BF"/>
         </w:rPr>
         <w:t xml:space="preserve"> </w:t>
       </w:r>
@@ -8031,6 +8294,33 @@
       <w:color w:val="666666"/>
     </w:rPr>
   </w:style>
+  <w:style w:type="table" w:styleId="af1">
+    <w:name w:val="Table Grid"/>
+    <w:basedOn w:val="a2"/>
+    <w:rsid w:val="00AF2D2A"/>
+    <w:tblPr>
+      <w:tblBorders>
+        <w:top w:val="single" w:sz="4" w:space="0" w:color="auto"/>
+        <w:left w:val="single" w:sz="4" w:space="0" w:color="auto"/>
+        <w:bottom w:val="single" w:sz="4" w:space="0" w:color="auto"/>
+        <w:right w:val="single" w:sz="4" w:space="0" w:color="auto"/>
+        <w:insideH w:val="single" w:sz="4" w:space="0" w:color="auto"/>
+        <w:insideV w:val="single" w:sz="4" w:space="0" w:color="auto"/>
+      </w:tblBorders>
+    </w:tblPr>
+  </w:style>
+  <w:style w:type="character" w:styleId="af2">
+    <w:name w:val="Unresolved Mention"/>
+    <w:basedOn w:val="a1"/>
+    <w:uiPriority w:val="99"/>
+    <w:semiHidden/>
+    <w:unhideWhenUsed/>
+    <w:rsid w:val="001522E6"/>
+    <w:rPr>
+      <w:color w:val="605E5C"/>
+      <w:shd w:val="clear" w:color="auto" w:fill="E1DFDD"/>
+    </w:rPr>
+  </w:style>
 </w:styles>
 </file>
 

--- a/텀프로젝트결과보고서_초안.docx
+++ b/텀프로젝트결과보고서_초안.docx
@@ -1103,21 +1103,81 @@
       <w:pPr>
         <w:spacing w:before="240" w:after="240"/>
         <w:ind w:firstLineChars="100" w:firstLine="200"/>
-        <w:jc w:val="left"/>
-        <w:rPr>
-          <w:rFonts w:ascii="바탕" w:eastAsia="바탕" w:hAnsi="바탕"/>
-        </w:rPr>
-      </w:pPr>
-      <w:r>
-        <w:rPr>
-          <w:rFonts w:ascii="바탕" w:eastAsia="바탕" w:hAnsi="바탕"/>
-        </w:rPr>
-        <w:t>또한 어린이 보호구역의 노란색 횡단보도는 일반 횡단보도와 색상 및 외형 특성이 달라 기존 모델의 검출 성능 저하가 예상되었다. 이를 보완하기 위해 추가 데이터를 수집하고 Horizontal Flip, Rotation(±15°), Brightness(±15%), Exposure(±10%) 기반 데이터 증강을 수행하여 총 558장의 학습 데이터를 구축하였다. 이후 해당 데이터를 이용해 횡단보도 검출 모델을 Fine-tuning함으로써 다양한 횡단보도 환경에 대한 적응성을 향상시켰다.</w:t>
+        <w:rPr>
+          <w:rFonts w:ascii="바탕" w:eastAsia="바탕" w:hAnsi="바탕"/>
+        </w:rPr>
+      </w:pPr>
+      <w:r>
+        <w:rPr>
+          <w:rFonts w:ascii="바탕" w:eastAsia="바탕" w:hAnsi="바탕"/>
+        </w:rPr>
+        <w:t>또한 어린이 보호구역의 노란색 횡단보도는 일반 횡단보도와 색상 및 외형 특성이 달라 기존 모델의 검출 성능 저하가 예상되었다. 이를 보완하기 위해 추가 데이터를 수집하고 Horizontal</w:t>
+      </w:r>
+      <w:r>
+        <w:rPr>
+          <w:rFonts w:ascii="바탕" w:eastAsia="바탕" w:hAnsi="바탕" w:hint="eastAsia"/>
+        </w:rPr>
+        <w:t xml:space="preserve"> </w:t>
+      </w:r>
+      <w:r>
+        <w:rPr>
+          <w:rFonts w:ascii="바탕" w:eastAsia="바탕" w:hAnsi="바탕"/>
+        </w:rPr>
+        <w:t>Flip,</w:t>
+      </w:r>
+      <w:r>
+        <w:rPr>
+          <w:rFonts w:ascii="바탕" w:eastAsia="바탕" w:hAnsi="바탕" w:hint="eastAsia"/>
+        </w:rPr>
+        <w:t xml:space="preserve"> </w:t>
+      </w:r>
+      <w:r>
+        <w:rPr>
+          <w:rFonts w:ascii="바탕" w:eastAsia="바탕" w:hAnsi="바탕"/>
+        </w:rPr>
+        <w:t>Rotation</w:t>
+      </w:r>
+      <w:r>
+        <w:rPr>
+          <w:rFonts w:ascii="바탕" w:eastAsia="바탕" w:hAnsi="바탕" w:hint="eastAsia"/>
+        </w:rPr>
+        <w:t xml:space="preserve"> </w:t>
+      </w:r>
+      <w:r>
+        <w:rPr>
+          <w:rFonts w:ascii="바탕" w:eastAsia="바탕" w:hAnsi="바탕"/>
+        </w:rPr>
+        <w:t>(±15°),</w:t>
+      </w:r>
+      <w:r>
+        <w:rPr>
+          <w:rFonts w:ascii="바탕" w:eastAsia="바탕" w:hAnsi="바탕" w:hint="eastAsia"/>
+        </w:rPr>
+        <w:t xml:space="preserve"> </w:t>
+      </w:r>
+      <w:r>
+        <w:rPr>
+          <w:rFonts w:ascii="바탕" w:eastAsia="바탕" w:hAnsi="바탕"/>
+        </w:rPr>
+        <w:t>Brightness(±15%),</w:t>
+      </w:r>
+      <w:r>
+        <w:rPr>
+          <w:rFonts w:ascii="바탕" w:eastAsia="바탕" w:hAnsi="바탕" w:hint="eastAsia"/>
+        </w:rPr>
+        <w:t xml:space="preserve"> </w:t>
+      </w:r>
+      <w:r>
+        <w:rPr>
+          <w:rFonts w:ascii="바탕" w:eastAsia="바탕" w:hAnsi="바탕"/>
+        </w:rPr>
+        <w:t>Exposure(±10%) 기반 데이터 증강을 수행하였다. 초기 학습에는 총 558장의 데이터를 사용하였으며, 검출 성능 향상을 위해 추가 증강 데이터를 생성하여 총 1,814장 규모의 데이터셋으로 Fine-tuning을 진행하였다.</w:t>
       </w:r>
     </w:p>
     <w:p>
       <w:pPr>
         <w:spacing w:before="240" w:after="240"/>
+        <w:ind w:firstLineChars="100" w:firstLine="220"/>
         <w:rPr>
           <w:rFonts w:eastAsia="돋움"/>
           <w:b/>
@@ -1353,161 +1413,266 @@
         <w:rPr>
           <w:rFonts w:ascii="바탕" w:eastAsia="바탕" w:hAnsi="바탕" w:hint="eastAsia"/>
         </w:rPr>
+        <w:t xml:space="preserve">YOLOv5는 OpenCV 및 </w:t>
+      </w:r>
+      <w:proofErr w:type="spellStart"/>
+      <w:r>
+        <w:rPr>
+          <w:rFonts w:ascii="바탕" w:eastAsia="바탕" w:hAnsi="바탕" w:hint="eastAsia"/>
+        </w:rPr>
+        <w:t>PyTorch</w:t>
+      </w:r>
+      <w:proofErr w:type="spellEnd"/>
+      <w:r>
+        <w:rPr>
+          <w:rFonts w:ascii="바탕" w:eastAsia="바탕" w:hAnsi="바탕" w:hint="eastAsia"/>
+        </w:rPr>
+        <w:t>기반 라</w:t>
+      </w:r>
+      <w:r>
+        <w:rPr>
+          <w:rFonts w:ascii="바탕" w:eastAsia="바탕" w:hAnsi="바탕" w:hint="eastAsia"/>
+        </w:rPr>
         <w:lastRenderedPageBreak/>
-        <w:t xml:space="preserve">YOLOv5는 OpenCV 및 </w:t>
+        <w:t xml:space="preserve">이브러리와의 호환성이 우수하며 </w:t>
+      </w:r>
+      <w:r>
+        <w:rPr>
+          <w:rFonts w:ascii="바탕" w:eastAsia="바탕" w:hAnsi="바탕" w:hint="eastAsia"/>
+        </w:rPr>
+        <w:t>시스템 통합이 용이하다. 본 프로젝트에서는 두 개의 객체 탐지 모델을 동시에 실행하고 탐지 결과를 종합하여 보행 가능 여부를 판단하는 구조를 구현하였으며, YOLOv5는 이러한 환경 구축에 적합하였다.</w:t>
+      </w:r>
+    </w:p>
+    <w:p>
+      <w:pPr>
+        <w:ind w:leftChars="100" w:left="400" w:hangingChars="100" w:hanging="200"/>
+        <w:rPr>
+          <w:rFonts w:ascii="바탕" w:eastAsia="바탕" w:hAnsi="바탕"/>
+        </w:rPr>
+      </w:pPr>
+      <w:r>
+        <w:rPr>
+          <w:rFonts w:ascii="바탕" w:eastAsia="바탕" w:hAnsi="바탕" w:hint="eastAsia"/>
+        </w:rPr>
+        <w:t>따라서</w:t>
+      </w:r>
+      <w:r>
+        <w:rPr>
+          <w:rFonts w:ascii="바탕" w:eastAsia="바탕" w:hAnsi="바탕" w:hint="eastAsia"/>
+        </w:rPr>
+        <w:t xml:space="preserve"> 본 프로젝트의 핵심 목표는 실제 교통 환경문제에 대한 성능 개선 및 적용이므로, 안정성과 </w:t>
+      </w:r>
+      <w:r>
+        <w:rPr>
+          <w:rFonts w:ascii="바탕" w:eastAsia="바탕" w:hAnsi="바탕" w:hint="eastAsia"/>
+        </w:rPr>
+        <w:t>실시간</w:t>
+      </w:r>
+      <w:r>
+        <w:rPr>
+          <w:rFonts w:ascii="바탕" w:eastAsia="바탕" w:hAnsi="바탕" w:hint="eastAsia"/>
+        </w:rPr>
+        <w:t>성을 고려하여 YOLOv5 모델을 선택</w:t>
+      </w:r>
+      <w:r>
+        <w:rPr>
+          <w:rFonts w:ascii="바탕" w:eastAsia="바탕" w:hAnsi="바탕" w:hint="eastAsia"/>
+        </w:rPr>
+        <w:t>하였다</w:t>
+      </w:r>
+      <w:r>
+        <w:rPr>
+          <w:rFonts w:ascii="바탕" w:eastAsia="바탕" w:hAnsi="바탕" w:hint="eastAsia"/>
+        </w:rPr>
+        <w:t xml:space="preserve">. </w:t>
+      </w:r>
+    </w:p>
+    <w:p>
+      <w:pPr>
+        <w:ind w:leftChars="100" w:left="400" w:hangingChars="100" w:hanging="200"/>
+        <w:rPr>
+          <w:rFonts w:ascii="바탕" w:eastAsia="바탕" w:hAnsi="바탕"/>
+        </w:rPr>
+      </w:pPr>
+      <w:r>
+        <w:rPr>
+          <w:rFonts w:ascii="바탕" w:eastAsia="바탕" w:hAnsi="바탕" w:hint="eastAsia"/>
+        </w:rPr>
+        <w:t>YOLOv5는 입력 영상에 대해 bounding box와 confidence score를 계산하고 NMS을 통해 중복된 객체 영역을 제거한다.</w:t>
+      </w:r>
+      <w:r>
+        <w:rPr>
+          <w:rFonts w:ascii="바탕" w:eastAsia="바탕" w:hAnsi="바탕" w:hint="eastAsia"/>
+        </w:rPr>
+        <w:t xml:space="preserve"> 기본적인 내용은 교재 </w:t>
+      </w:r>
+      <w:r>
+        <w:rPr>
+          <w:rFonts w:ascii="바탕" w:eastAsia="바탕" w:hAnsi="바탕" w:hint="eastAsia"/>
+        </w:rPr>
+        <w:t>9</w:t>
+      </w:r>
+      <w:r>
+        <w:rPr>
+          <w:rFonts w:ascii="바탕" w:eastAsia="바탕" w:hAnsi="바탕" w:hint="eastAsia"/>
+        </w:rPr>
+        <w:t>장에서 학습하였으며,</w:t>
+      </w:r>
+      <w:r>
+        <w:rPr>
+          <w:rFonts w:ascii="바탕" w:eastAsia="바탕" w:hAnsi="바탕"/>
+        </w:rPr>
+        <w:t xml:space="preserve"> </w:t>
+      </w:r>
+      <w:r>
+        <w:rPr>
+          <w:rFonts w:ascii="바탕" w:eastAsia="바탕" w:hAnsi="바탕" w:hint="eastAsia"/>
+          <w:color w:val="C45911" w:themeColor="accent2" w:themeShade="BF"/>
+        </w:rPr>
+        <w:t xml:space="preserve">좀 더 발전된 방법과 구현은 참고 문헌 </w:t>
+      </w:r>
+      <w:r>
+        <w:rPr>
+          <w:rFonts w:ascii="바탕" w:eastAsia="바탕" w:hAnsi="바탕"/>
+          <w:color w:val="C45911" w:themeColor="accent2" w:themeShade="BF"/>
+        </w:rPr>
+        <w:t>[1]</w:t>
+      </w:r>
+      <w:r>
+        <w:rPr>
+          <w:rFonts w:ascii="바탕" w:eastAsia="바탕" w:hAnsi="바탕" w:hint="eastAsia"/>
+          <w:color w:val="C45911" w:themeColor="accent2" w:themeShade="BF"/>
+        </w:rPr>
+        <w:t>에 나와 있다.</w:t>
+      </w:r>
+      <w:r>
+        <w:rPr>
+          <w:rFonts w:ascii="바탕" w:eastAsia="바탕" w:hAnsi="바탕"/>
+          <w:color w:val="C45911" w:themeColor="accent2" w:themeShade="BF"/>
+        </w:rPr>
+        <w:t xml:space="preserve"> </w:t>
+      </w:r>
+    </w:p>
+    <w:p>
+      <w:pPr>
+        <w:spacing w:before="240" w:after="240"/>
+        <w:rPr>
+          <w:rFonts w:eastAsia="돋움"/>
+          <w:b/>
+          <w:sz w:val="22"/>
+        </w:rPr>
+      </w:pPr>
+      <w:proofErr w:type="gramStart"/>
+      <w:r>
+        <w:rPr>
+          <w:rFonts w:eastAsia="돋움"/>
+          <w:b/>
+          <w:sz w:val="22"/>
+        </w:rPr>
+        <w:t xml:space="preserve">2.2 </w:t>
+      </w:r>
+      <w:r>
+        <w:rPr>
+          <w:rFonts w:eastAsia="돋움"/>
+          <w:b/>
+          <w:sz w:val="22"/>
+        </w:rPr>
+        <w:t xml:space="preserve"> </w:t>
+      </w:r>
+      <w:r>
+        <w:rPr>
+          <w:rFonts w:eastAsia="돋움" w:hint="eastAsia"/>
+          <w:b/>
+          <w:sz w:val="22"/>
+        </w:rPr>
+        <w:t>노란색</w:t>
+      </w:r>
+      <w:proofErr w:type="gramEnd"/>
+      <w:r>
+        <w:rPr>
+          <w:rFonts w:eastAsia="돋움" w:hint="eastAsia"/>
+          <w:b/>
+          <w:sz w:val="22"/>
+        </w:rPr>
+        <w:t xml:space="preserve"> </w:t>
+      </w:r>
+      <w:r>
+        <w:rPr>
+          <w:rFonts w:eastAsia="돋움" w:hint="eastAsia"/>
+          <w:b/>
+          <w:sz w:val="22"/>
+        </w:rPr>
+        <w:t>횡단보도</w:t>
+      </w:r>
+      <w:r>
+        <w:rPr>
+          <w:rFonts w:eastAsia="돋움" w:hint="eastAsia"/>
+          <w:b/>
+          <w:sz w:val="22"/>
+        </w:rPr>
+        <w:t xml:space="preserve"> </w:t>
+      </w:r>
+      <w:r>
+        <w:rPr>
+          <w:rFonts w:eastAsia="돋움" w:hint="eastAsia"/>
+          <w:b/>
+          <w:sz w:val="22"/>
+        </w:rPr>
+        <w:t>검출을</w:t>
+      </w:r>
+      <w:r>
+        <w:rPr>
+          <w:rFonts w:eastAsia="돋움" w:hint="eastAsia"/>
+          <w:b/>
+          <w:sz w:val="22"/>
+        </w:rPr>
+        <w:t xml:space="preserve"> </w:t>
+      </w:r>
+      <w:r>
+        <w:rPr>
+          <w:rFonts w:eastAsia="돋움" w:hint="eastAsia"/>
+          <w:b/>
+          <w:sz w:val="22"/>
+        </w:rPr>
+        <w:t>위한</w:t>
+      </w:r>
+      <w:r>
+        <w:rPr>
+          <w:rFonts w:eastAsia="돋움" w:hint="eastAsia"/>
+          <w:b/>
+          <w:sz w:val="22"/>
+        </w:rPr>
+        <w:t xml:space="preserve"> </w:t>
       </w:r>
       <w:proofErr w:type="spellStart"/>
       <w:r>
         <w:rPr>
-          <w:rFonts w:ascii="바탕" w:eastAsia="바탕" w:hAnsi="바탕" w:hint="eastAsia"/>
-        </w:rPr>
-        <w:t>PyTorch</w:t>
+          <w:rFonts w:eastAsia="돋움" w:hint="eastAsia"/>
+          <w:b/>
+          <w:sz w:val="22"/>
+        </w:rPr>
+        <w:t>전처리</w:t>
       </w:r>
       <w:proofErr w:type="spellEnd"/>
       <w:r>
         <w:rPr>
-          <w:rFonts w:ascii="바탕" w:eastAsia="바탕" w:hAnsi="바탕" w:hint="eastAsia"/>
-        </w:rPr>
-        <w:t xml:space="preserve">기반 라이브러리와의 호환성이 우수하며 </w:t>
-      </w:r>
-      <w:r>
-        <w:rPr>
-          <w:rFonts w:ascii="바탕" w:eastAsia="바탕" w:hAnsi="바탕" w:hint="eastAsia"/>
-        </w:rPr>
-        <w:t>시스템 통합이 용이하다. 본 프로젝트에서는 두 개의 객체 탐지 모델을 동시에 실행하고 탐지 결과를 종합하여 보행 가능 여부를 판단하는 구조를 구현하였으며, YOLOv5는 이러한 환경 구축에 적합하였다.</w:t>
-      </w:r>
-    </w:p>
-    <w:p>
-      <w:pPr>
-        <w:ind w:leftChars="100" w:left="400" w:hangingChars="100" w:hanging="200"/>
-        <w:rPr>
-          <w:rFonts w:ascii="바탕" w:eastAsia="바탕" w:hAnsi="바탕"/>
-        </w:rPr>
-      </w:pPr>
-      <w:r>
-        <w:rPr>
-          <w:rFonts w:ascii="바탕" w:eastAsia="바탕" w:hAnsi="바탕" w:hint="eastAsia"/>
-        </w:rPr>
-        <w:t>따라서</w:t>
-      </w:r>
-      <w:r>
-        <w:rPr>
-          <w:rFonts w:ascii="바탕" w:eastAsia="바탕" w:hAnsi="바탕" w:hint="eastAsia"/>
-        </w:rPr>
-        <w:t xml:space="preserve"> 본 프로젝트의 핵심 목표는 실제 교통 환경문제에 대한 성능 개선 및 적용이므로, 안정성과 </w:t>
-      </w:r>
-      <w:r>
-        <w:rPr>
-          <w:rFonts w:ascii="바탕" w:eastAsia="바탕" w:hAnsi="바탕" w:hint="eastAsia"/>
-        </w:rPr>
-        <w:t>실시간</w:t>
-      </w:r>
-      <w:r>
-        <w:rPr>
-          <w:rFonts w:ascii="바탕" w:eastAsia="바탕" w:hAnsi="바탕" w:hint="eastAsia"/>
-        </w:rPr>
-        <w:t>성을 고려하여 YOLOv5 모델을 선택</w:t>
-      </w:r>
-      <w:r>
-        <w:rPr>
-          <w:rFonts w:ascii="바탕" w:eastAsia="바탕" w:hAnsi="바탕" w:hint="eastAsia"/>
-        </w:rPr>
-        <w:t>하였다</w:t>
-      </w:r>
-      <w:r>
-        <w:rPr>
-          <w:rFonts w:ascii="바탕" w:eastAsia="바탕" w:hAnsi="바탕" w:hint="eastAsia"/>
-        </w:rPr>
-        <w:t xml:space="preserve">. </w:t>
-      </w:r>
-    </w:p>
-    <w:p>
-      <w:pPr>
-        <w:ind w:leftChars="100" w:left="400" w:hangingChars="100" w:hanging="200"/>
-        <w:rPr>
-          <w:rFonts w:ascii="바탕" w:eastAsia="바탕" w:hAnsi="바탕"/>
-        </w:rPr>
-      </w:pPr>
-      <w:r>
-        <w:rPr>
-          <w:rFonts w:ascii="바탕" w:eastAsia="바탕" w:hAnsi="바탕" w:hint="eastAsia"/>
-        </w:rPr>
-        <w:t>YOLOv5는 입력 영상에 대해 bounding box와 confidence score를 계산하고 NMS을 통해 중복된 객체 영역을 제거한다.</w:t>
-      </w:r>
-      <w:r>
-        <w:rPr>
-          <w:rFonts w:ascii="바탕" w:eastAsia="바탕" w:hAnsi="바탕" w:hint="eastAsia"/>
-        </w:rPr>
-        <w:t xml:space="preserve"> 기본적인 내용은 교재 </w:t>
-      </w:r>
-      <w:r>
-        <w:rPr>
-          <w:rFonts w:ascii="바탕" w:eastAsia="바탕" w:hAnsi="바탕" w:hint="eastAsia"/>
-        </w:rPr>
-        <w:t>9</w:t>
-      </w:r>
-      <w:r>
-        <w:rPr>
-          <w:rFonts w:ascii="바탕" w:eastAsia="바탕" w:hAnsi="바탕" w:hint="eastAsia"/>
-        </w:rPr>
-        <w:t>장에서 학습하였으며,</w:t>
-      </w:r>
-      <w:r>
-        <w:rPr>
-          <w:rFonts w:ascii="바탕" w:eastAsia="바탕" w:hAnsi="바탕"/>
-        </w:rPr>
-        <w:t xml:space="preserve"> </w:t>
-      </w:r>
-      <w:r>
-        <w:rPr>
-          <w:rFonts w:ascii="바탕" w:eastAsia="바탕" w:hAnsi="바탕" w:hint="eastAsia"/>
-          <w:color w:val="C45911" w:themeColor="accent2" w:themeShade="BF"/>
-        </w:rPr>
-        <w:t xml:space="preserve">좀 더 발전된 방법과 구현은 참고 문헌 </w:t>
-      </w:r>
-      <w:r>
-        <w:rPr>
-          <w:rFonts w:ascii="바탕" w:eastAsia="바탕" w:hAnsi="바탕"/>
-          <w:color w:val="C45911" w:themeColor="accent2" w:themeShade="BF"/>
-        </w:rPr>
-        <w:t>[1]</w:t>
-      </w:r>
-      <w:r>
-        <w:rPr>
-          <w:rFonts w:ascii="바탕" w:eastAsia="바탕" w:hAnsi="바탕" w:hint="eastAsia"/>
-          <w:color w:val="C45911" w:themeColor="accent2" w:themeShade="BF"/>
-        </w:rPr>
-        <w:t>에 나와 있다.</w:t>
-      </w:r>
-      <w:r>
-        <w:rPr>
-          <w:rFonts w:ascii="바탕" w:eastAsia="바탕" w:hAnsi="바탕"/>
-          <w:color w:val="C45911" w:themeColor="accent2" w:themeShade="BF"/>
-        </w:rPr>
-        <w:t xml:space="preserve"> </w:t>
-      </w:r>
-    </w:p>
-    <w:p>
-      <w:pPr>
-        <w:spacing w:before="240" w:after="240"/>
-        <w:rPr>
-          <w:rFonts w:eastAsia="돋움"/>
+          <w:rFonts w:eastAsia="돋움" w:hint="eastAsia"/>
           <w:b/>
           <w:sz w:val="22"/>
         </w:rPr>
-      </w:pPr>
-      <w:proofErr w:type="gramStart"/>
-      <w:r>
-        <w:rPr>
-          <w:rFonts w:eastAsia="돋움"/>
+        <w:t xml:space="preserve"> </w:t>
+      </w:r>
+      <w:r>
+        <w:rPr>
+          <w:rFonts w:eastAsia="돋움" w:hint="eastAsia"/>
           <w:b/>
           <w:sz w:val="22"/>
         </w:rPr>
-        <w:t xml:space="preserve">2.2 </w:t>
-      </w:r>
-      <w:r>
-        <w:rPr>
-          <w:rFonts w:eastAsia="돋움"/>
+        <w:t>및</w:t>
+      </w:r>
+      <w:r>
+        <w:rPr>
+          <w:rFonts w:eastAsia="돋움" w:hint="eastAsia"/>
           <w:b/>
           <w:sz w:val="22"/>
         </w:rPr>
@@ -1519,9 +1684,8 @@
           <w:b/>
           <w:sz w:val="22"/>
         </w:rPr>
-        <w:t>노란색</w:t>
-      </w:r>
-      <w:proofErr w:type="gramEnd"/>
+        <w:t>데이터</w:t>
+      </w:r>
       <w:r>
         <w:rPr>
           <w:rFonts w:eastAsia="돋움" w:hint="eastAsia"/>
@@ -1536,104 +1700,6 @@
           <w:b/>
           <w:sz w:val="22"/>
         </w:rPr>
-        <w:t>횡단보도</w:t>
-      </w:r>
-      <w:r>
-        <w:rPr>
-          <w:rFonts w:eastAsia="돋움" w:hint="eastAsia"/>
-          <w:b/>
-          <w:sz w:val="22"/>
-        </w:rPr>
-        <w:t xml:space="preserve"> </w:t>
-      </w:r>
-      <w:r>
-        <w:rPr>
-          <w:rFonts w:eastAsia="돋움" w:hint="eastAsia"/>
-          <w:b/>
-          <w:sz w:val="22"/>
-        </w:rPr>
-        <w:t>검출을</w:t>
-      </w:r>
-      <w:r>
-        <w:rPr>
-          <w:rFonts w:eastAsia="돋움" w:hint="eastAsia"/>
-          <w:b/>
-          <w:sz w:val="22"/>
-        </w:rPr>
-        <w:t xml:space="preserve"> </w:t>
-      </w:r>
-      <w:r>
-        <w:rPr>
-          <w:rFonts w:eastAsia="돋움" w:hint="eastAsia"/>
-          <w:b/>
-          <w:sz w:val="22"/>
-        </w:rPr>
-        <w:t>위한</w:t>
-      </w:r>
-      <w:r>
-        <w:rPr>
-          <w:rFonts w:eastAsia="돋움" w:hint="eastAsia"/>
-          <w:b/>
-          <w:sz w:val="22"/>
-        </w:rPr>
-        <w:t xml:space="preserve"> </w:t>
-      </w:r>
-      <w:proofErr w:type="spellStart"/>
-      <w:r>
-        <w:rPr>
-          <w:rFonts w:eastAsia="돋움" w:hint="eastAsia"/>
-          <w:b/>
-          <w:sz w:val="22"/>
-        </w:rPr>
-        <w:t>전처리</w:t>
-      </w:r>
-      <w:proofErr w:type="spellEnd"/>
-      <w:r>
-        <w:rPr>
-          <w:rFonts w:eastAsia="돋움" w:hint="eastAsia"/>
-          <w:b/>
-          <w:sz w:val="22"/>
-        </w:rPr>
-        <w:t xml:space="preserve"> </w:t>
-      </w:r>
-      <w:r>
-        <w:rPr>
-          <w:rFonts w:eastAsia="돋움" w:hint="eastAsia"/>
-          <w:b/>
-          <w:sz w:val="22"/>
-        </w:rPr>
-        <w:t>및</w:t>
-      </w:r>
-      <w:r>
-        <w:rPr>
-          <w:rFonts w:eastAsia="돋움" w:hint="eastAsia"/>
-          <w:b/>
-          <w:sz w:val="22"/>
-        </w:rPr>
-        <w:t xml:space="preserve"> </w:t>
-      </w:r>
-      <w:r>
-        <w:rPr>
-          <w:rFonts w:eastAsia="돋움" w:hint="eastAsia"/>
-          <w:b/>
-          <w:sz w:val="22"/>
-        </w:rPr>
-        <w:t>데이터</w:t>
-      </w:r>
-      <w:r>
-        <w:rPr>
-          <w:rFonts w:eastAsia="돋움" w:hint="eastAsia"/>
-          <w:b/>
-          <w:sz w:val="22"/>
-        </w:rPr>
-        <w:t xml:space="preserve"> </w:t>
-      </w:r>
-      <w:r>
-        <w:rPr>
-          <w:rFonts w:eastAsia="돋움" w:hint="eastAsia"/>
-          <w:b/>
-          <w:sz w:val="22"/>
-        </w:rPr>
         <w:t>확장</w:t>
       </w:r>
     </w:p>
@@ -1680,13 +1746,7 @@
         <w:rPr>
           <w:rFonts w:ascii="바탕" w:eastAsia="바탕" w:hAnsi="바탕" w:hint="eastAsia"/>
         </w:rPr>
-        <w:t xml:space="preserve">, </w:t>
-      </w:r>
-      <w:r>
-        <w:rPr>
-          <w:rFonts w:ascii="바탕" w:eastAsia="바탕" w:hAnsi="바탕" w:hint="eastAsia"/>
-        </w:rPr>
-        <w:t>horizontal flip</w:t>
+        <w:t>, horizontal flip</w:t>
       </w:r>
       <w:r>
         <w:rPr>
@@ -1758,7 +1818,7 @@
         <w:ind w:firstLine="278"/>
         <w:jc w:val="center"/>
         <w:rPr>
-          <w:rFonts w:ascii="바탕" w:eastAsia="바탕" w:hAnsi="바탕" w:hint="eastAsia"/>
+          <w:rFonts w:ascii="바탕" w:eastAsia="바탕" w:hAnsi="바탕"/>
         </w:rPr>
       </w:pPr>
       <m:oMath>
@@ -3972,81 +4032,73 @@
         </w:rPr>
         <w:t xml:space="preserve"> </w:t>
       </w:r>
+      <w:r>
+        <w:rPr>
+          <w:rFonts w:ascii="바탕체" w:hAnsi="바탕체" w:cs="바탕체" w:hint="eastAsia"/>
+        </w:rPr>
+        <w:t xml:space="preserve">사용한 데이터는 </w:t>
+      </w:r>
+      <w:r>
+        <w:rPr>
+          <w:rFonts w:ascii="바탕체" w:hAnsi="바탕체" w:cs="바탕체" w:hint="eastAsia"/>
+        </w:rPr>
+        <w:t>참고</w:t>
+      </w:r>
+      <w:r>
+        <w:rPr>
+          <w:rFonts w:ascii="바탕체" w:hAnsi="바탕체" w:cs="바탕체" w:hint="eastAsia"/>
+        </w:rPr>
+        <w:t>문헌</w:t>
+      </w:r>
+      <w:r>
+        <w:rPr>
+          <w:rFonts w:ascii="바탕체" w:hAnsi="바탕체" w:cs="바탕체" w:hint="eastAsia"/>
+        </w:rPr>
+        <w:t xml:space="preserve"> </w:t>
+      </w:r>
+      <w:r>
+        <w:rPr>
+          <w:rFonts w:ascii="바탕체" w:hAnsi="바탕체" w:cs="바탕체"/>
+        </w:rPr>
+        <w:t>[</w:t>
+      </w:r>
+      <w:r>
+        <w:rPr>
+          <w:rFonts w:ascii="바탕체" w:hAnsi="바탕체" w:cs="바탕체" w:hint="eastAsia"/>
+        </w:rPr>
+        <w:t>1</w:t>
+      </w:r>
       <w:proofErr w:type="gramStart"/>
       <w:r>
         <w:rPr>
+          <w:rFonts w:ascii="바탕체" w:hAnsi="바탕체" w:cs="바탕체"/>
+        </w:rPr>
+        <w:t xml:space="preserve">] </w:t>
+      </w:r>
+      <w:r>
+        <w:rPr>
           <w:rFonts w:ascii="바탕체" w:hAnsi="바탕체" w:cs="바탕체" w:hint="eastAsia"/>
         </w:rPr>
-        <w:t>사용한</w:t>
+        <w:t>에서</w:t>
       </w:r>
       <w:proofErr w:type="gramEnd"/>
       <w:r>
         <w:rPr>
           <w:rFonts w:ascii="바탕체" w:hAnsi="바탕체" w:cs="바탕체" w:hint="eastAsia"/>
         </w:rPr>
-        <w:t xml:space="preserve"> 데이터는 </w:t>
-      </w:r>
-      <w:r>
-        <w:rPr>
-          <w:rFonts w:ascii="바탕체" w:hAnsi="바탕체" w:cs="바탕체" w:hint="eastAsia"/>
-        </w:rPr>
-        <w:t>참고</w:t>
-      </w:r>
-      <w:r>
-        <w:rPr>
-          <w:rFonts w:ascii="바탕체" w:hAnsi="바탕체" w:cs="바탕체" w:hint="eastAsia"/>
-        </w:rPr>
-        <w:t>문헌</w:t>
-      </w:r>
-      <w:r>
-        <w:rPr>
-          <w:rFonts w:ascii="바탕체" w:hAnsi="바탕체" w:cs="바탕체" w:hint="eastAsia"/>
-        </w:rPr>
-        <w:t xml:space="preserve"> </w:t>
+        <w:t xml:space="preserve"> 공개한 데이터를 사용하였다.</w:t>
       </w:r>
       <w:r>
         <w:rPr>
           <w:rFonts w:ascii="바탕체" w:hAnsi="바탕체" w:cs="바탕체"/>
         </w:rPr>
-        <w:t>[</w:t>
-      </w:r>
-      <w:r>
-        <w:rPr>
-          <w:rFonts w:ascii="바탕체" w:hAnsi="바탕체" w:cs="바탕체" w:hint="eastAsia"/>
-        </w:rPr>
-        <w:t>1</w:t>
-      </w:r>
-      <w:proofErr w:type="gramStart"/>
-      <w:r>
-        <w:rPr>
-          <w:rFonts w:ascii="바탕체" w:hAnsi="바탕체" w:cs="바탕체"/>
-        </w:rPr>
-        <w:t xml:space="preserve">] </w:t>
-      </w:r>
-      <w:r>
-        <w:rPr>
-          <w:rFonts w:ascii="바탕체" w:hAnsi="바탕체" w:cs="바탕체" w:hint="eastAsia"/>
-        </w:rPr>
-        <w:t>에서</w:t>
-      </w:r>
-      <w:proofErr w:type="gramEnd"/>
-      <w:r>
-        <w:rPr>
-          <w:rFonts w:ascii="바탕체" w:hAnsi="바탕체" w:cs="바탕체" w:hint="eastAsia"/>
-        </w:rPr>
-        <w:t xml:space="preserve"> 공개한 데이터를 사용하였다.</w:t>
-      </w:r>
-      <w:r>
-        <w:rPr>
-          <w:rFonts w:ascii="바탕체" w:hAnsi="바탕체" w:cs="바탕체"/>
-        </w:rPr>
-        <w:t xml:space="preserve"> </w:t>
-      </w:r>
-    </w:p>
-    <w:p>
-      <w:pPr>
-        <w:rPr>
-          <w:rFonts w:ascii="바탕체" w:hAnsi="바탕체" w:hint="eastAsia"/>
+        <w:t xml:space="preserve"> </w:t>
+      </w:r>
+    </w:p>
+    <w:p>
+      <w:pPr>
+        <w:rPr>
+          <w:rFonts w:ascii="바탕체" w:hAnsi="바탕체"/>
         </w:rPr>
       </w:pPr>
     </w:p>
@@ -4069,7 +4121,7 @@
             <w:pPr>
               <w:jc w:val="center"/>
               <w:rPr>
-                <w:rFonts w:ascii="바탕체" w:hAnsi="바탕체" w:hint="eastAsia"/>
+                <w:rFonts w:ascii="바탕체" w:hAnsi="바탕체"/>
               </w:rPr>
             </w:pPr>
             <w:r>
@@ -4088,7 +4140,7 @@
             <w:pPr>
               <w:jc w:val="center"/>
               <w:rPr>
-                <w:rFonts w:ascii="바탕체" w:hAnsi="바탕체" w:hint="eastAsia"/>
+                <w:rFonts w:ascii="바탕체" w:hAnsi="바탕체"/>
               </w:rPr>
             </w:pPr>
             <w:r>
@@ -4109,7 +4161,7 @@
             <w:pPr>
               <w:jc w:val="center"/>
               <w:rPr>
-                <w:rFonts w:ascii="바탕체" w:hAnsi="바탕체" w:hint="eastAsia"/>
+                <w:rFonts w:ascii="바탕체" w:hAnsi="바탕체"/>
               </w:rPr>
             </w:pPr>
             <w:r>
@@ -4128,7 +4180,7 @@
             <w:pPr>
               <w:jc w:val="center"/>
               <w:rPr>
-                <w:rFonts w:ascii="바탕체" w:hAnsi="바탕체" w:hint="eastAsia"/>
+                <w:rFonts w:ascii="바탕체" w:hAnsi="바탕체"/>
               </w:rPr>
             </w:pPr>
             <w:r>
@@ -4149,7 +4201,7 @@
             <w:pPr>
               <w:jc w:val="center"/>
               <w:rPr>
-                <w:rFonts w:ascii="바탕체" w:hAnsi="바탕체" w:hint="eastAsia"/>
+                <w:rFonts w:ascii="바탕체" w:hAnsi="바탕체"/>
               </w:rPr>
             </w:pPr>
             <w:r>
@@ -4168,7 +4220,7 @@
             <w:pPr>
               <w:jc w:val="center"/>
               <w:rPr>
-                <w:rFonts w:ascii="바탕체" w:hAnsi="바탕체" w:hint="eastAsia"/>
+                <w:rFonts w:ascii="바탕체" w:hAnsi="바탕체"/>
               </w:rPr>
             </w:pPr>
             <w:r>
@@ -4189,7 +4241,7 @@
             <w:pPr>
               <w:jc w:val="center"/>
               <w:rPr>
-                <w:rFonts w:ascii="바탕체" w:hAnsi="바탕체" w:hint="eastAsia"/>
+                <w:rFonts w:ascii="바탕체" w:hAnsi="바탕체"/>
               </w:rPr>
             </w:pPr>
             <w:r>
@@ -4208,7 +4260,7 @@
             <w:pPr>
               <w:jc w:val="center"/>
               <w:rPr>
-                <w:rFonts w:ascii="바탕체" w:hAnsi="바탕체" w:hint="eastAsia"/>
+                <w:rFonts w:ascii="바탕체" w:hAnsi="바탕체"/>
               </w:rPr>
             </w:pPr>
             <w:r>
@@ -4229,7 +4281,7 @@
             <w:pPr>
               <w:jc w:val="center"/>
               <w:rPr>
-                <w:rFonts w:ascii="바탕체" w:hAnsi="바탕체" w:hint="eastAsia"/>
+                <w:rFonts w:ascii="바탕체" w:hAnsi="바탕체"/>
               </w:rPr>
             </w:pPr>
           </w:p>
@@ -4242,7 +4294,7 @@
             <w:pPr>
               <w:jc w:val="center"/>
               <w:rPr>
-                <w:rFonts w:ascii="바탕체" w:hAnsi="바탕체" w:hint="eastAsia"/>
+                <w:rFonts w:ascii="바탕체" w:hAnsi="바탕체"/>
               </w:rPr>
             </w:pPr>
           </w:p>
@@ -4257,7 +4309,7 @@
             <w:pPr>
               <w:jc w:val="center"/>
               <w:rPr>
-                <w:rFonts w:ascii="바탕체" w:hAnsi="바탕체" w:hint="eastAsia"/>
+                <w:rFonts w:ascii="바탕체" w:hAnsi="바탕체"/>
               </w:rPr>
             </w:pPr>
             <w:r>
@@ -4276,7 +4328,7 @@
             <w:pPr>
               <w:jc w:val="center"/>
               <w:rPr>
-                <w:rFonts w:ascii="바탕체" w:hAnsi="바탕체" w:hint="eastAsia"/>
+                <w:rFonts w:ascii="바탕체" w:hAnsi="바탕체"/>
               </w:rPr>
             </w:pPr>
             <w:r>
@@ -4297,7 +4349,7 @@
             <w:pPr>
               <w:jc w:val="center"/>
               <w:rPr>
-                <w:rFonts w:ascii="바탕체" w:hAnsi="바탕체" w:hint="eastAsia"/>
+                <w:rFonts w:ascii="바탕체" w:hAnsi="바탕체"/>
               </w:rPr>
             </w:pPr>
             <w:proofErr w:type="spellStart"/>
@@ -4324,7 +4376,7 @@
             <w:pPr>
               <w:jc w:val="center"/>
               <w:rPr>
-                <w:rFonts w:ascii="바탕체" w:hAnsi="바탕체" w:hint="eastAsia"/>
+                <w:rFonts w:ascii="바탕체" w:hAnsi="바탕체"/>
               </w:rPr>
             </w:pPr>
             <w:r>
@@ -4345,7 +4397,7 @@
             <w:pPr>
               <w:jc w:val="center"/>
               <w:rPr>
-                <w:rFonts w:ascii="바탕체" w:hAnsi="바탕체" w:hint="eastAsia"/>
+                <w:rFonts w:ascii="바탕체" w:hAnsi="바탕체"/>
               </w:rPr>
             </w:pPr>
             <w:proofErr w:type="spellStart"/>
@@ -4366,7 +4418,7 @@
             <w:pPr>
               <w:jc w:val="center"/>
               <w:rPr>
-                <w:rFonts w:ascii="바탕체" w:hAnsi="바탕체" w:hint="eastAsia"/>
+                <w:rFonts w:ascii="바탕체" w:hAnsi="바탕체"/>
               </w:rPr>
             </w:pPr>
             <w:r>
@@ -4383,20 +4435,20 @@
       <w:pPr>
         <w:jc w:val="center"/>
         <w:rPr>
+          <w:rFonts w:ascii="바탕체" w:hAnsi="바탕체"/>
+        </w:rPr>
+      </w:pPr>
+      <w:r>
+        <w:rPr>
           <w:rFonts w:ascii="바탕체" w:hAnsi="바탕체" w:hint="eastAsia"/>
         </w:rPr>
-      </w:pPr>
-      <w:r>
-        <w:rPr>
-          <w:rFonts w:ascii="바탕체" w:hAnsi="바탕체" w:hint="eastAsia"/>
-        </w:rPr>
         <w:t>학습 환경</w:t>
       </w:r>
     </w:p>
     <w:p>
       <w:pPr>
         <w:rPr>
-          <w:rFonts w:eastAsia="문체부 바탕체" w:hint="eastAsia"/>
+          <w:rFonts w:eastAsia="문체부 바탕체"/>
         </w:rPr>
       </w:pPr>
     </w:p>
@@ -5684,6 +5736,7 @@
               <w:rPr>
                 <w:rFonts w:hint="eastAsia"/>
               </w:rPr>
+              <w:lastRenderedPageBreak/>
               <w:t>A</w:t>
             </w:r>
           </w:p>
@@ -6184,21 +6237,7 @@
             <w:rStyle w:val="a9"/>
             <w:rFonts w:ascii="바탕" w:eastAsia="바탕" w:hAnsi="바탕"/>
           </w:rPr>
-          <w:t>https://github.com/kair</w:t>
-        </w:r>
-        <w:r>
-          <w:rPr>
-            <w:rStyle w:val="a9"/>
-            <w:rFonts w:ascii="바탕" w:eastAsia="바탕" w:hAnsi="바탕"/>
-          </w:rPr>
-          <w:t>e</w:t>
-        </w:r>
-        <w:r>
-          <w:rPr>
-            <w:rStyle w:val="a9"/>
-            <w:rFonts w:ascii="바탕" w:eastAsia="바탕" w:hAnsi="바탕"/>
-          </w:rPr>
-          <w:t>ss/crosswalk-traffic-light-detection-yolov5</w:t>
+          <w:t>https://github.com/kairess/crosswalk-traffic-light-detection-yolov5</w:t>
         </w:r>
       </w:hyperlink>
     </w:p>

--- a/텀프로젝트결과보고서_초안.docx
+++ b/텀프로젝트결과보고서_초안.docx
@@ -3384,22 +3384,57 @@
           <w:p>
             <w:pPr>
               <w:jc w:val="center"/>
-            </w:pPr>
-            <w:r>
+              <w:rPr>
+                <w:color w:val="ED7D31" w:themeColor="accent2"/>
+              </w:rPr>
+            </w:pPr>
+            <w:r>
+              <w:rPr>
+                <w:rFonts w:hint="eastAsia"/>
+                <w:color w:val="ED7D31" w:themeColor="accent2"/>
+              </w:rPr>
+              <w:t>예시</w:t>
+            </w:r>
+            <w:r>
+              <w:rPr>
+                <w:rFonts w:hint="eastAsia"/>
+                <w:color w:val="ED7D31" w:themeColor="accent2"/>
+              </w:rPr>
+              <w:t>)</w:t>
+            </w:r>
+            <w:proofErr w:type="gramStart"/>
+            <w:r>
+              <w:rPr>
+                <w:color w:val="ED7D31" w:themeColor="accent2"/>
+              </w:rPr>
               <w:t>A</w:t>
             </w:r>
             <w:r>
               <w:rPr>
                 <w:rFonts w:hint="eastAsia"/>
+                <w:color w:val="ED7D31" w:themeColor="accent2"/>
               </w:rPr>
               <w:t>aa.</w:t>
             </w:r>
             <w:r>
+              <w:rPr>
+                <w:color w:val="ED7D31" w:themeColor="accent2"/>
+              </w:rPr>
               <w:t xml:space="preserve">py/ </w:t>
             </w:r>
             <w:proofErr w:type="spellStart"/>
             <w:r>
-              <w:t>bbb_func</w:t>
+              <w:rPr>
+                <w:color w:val="ED7D31" w:themeColor="accent2"/>
+              </w:rPr>
+              <w:t>bbb</w:t>
+            </w:r>
+            <w:proofErr w:type="gramEnd"/>
+            <w:r>
+              <w:rPr>
+                <w:color w:val="ED7D31" w:themeColor="accent2"/>
+              </w:rPr>
+              <w:t>_func</w:t>
             </w:r>
             <w:proofErr w:type="spellEnd"/>
           </w:p>
@@ -3409,10 +3444,16 @@
             <w:tcW w:w="2552" w:type="dxa"/>
           </w:tcPr>
           <w:p>
+            <w:pPr>
+              <w:rPr>
+                <w:color w:val="ED7D31" w:themeColor="accent2"/>
+              </w:rPr>
+            </w:pPr>
             <w:proofErr w:type="spellStart"/>
             <w:r>
               <w:rPr>
                 <w:rFonts w:hint="eastAsia"/>
+                <w:color w:val="ED7D31" w:themeColor="accent2"/>
               </w:rPr>
               <w:t>가우시안</w:t>
             </w:r>
@@ -3420,84 +3461,103 @@
             <w:r>
               <w:rPr>
                 <w:rFonts w:hint="eastAsia"/>
+                <w:color w:val="ED7D31" w:themeColor="accent2"/>
               </w:rPr>
               <w:t xml:space="preserve"> </w:t>
             </w:r>
             <w:r>
               <w:rPr>
                 <w:rFonts w:hint="eastAsia"/>
+                <w:color w:val="ED7D31" w:themeColor="accent2"/>
               </w:rPr>
               <w:t>필터를</w:t>
             </w:r>
             <w:r>
               <w:rPr>
                 <w:rFonts w:hint="eastAsia"/>
+                <w:color w:val="ED7D31" w:themeColor="accent2"/>
               </w:rPr>
               <w:t xml:space="preserve"> </w:t>
             </w:r>
             <w:r>
               <w:rPr>
                 <w:rFonts w:hint="eastAsia"/>
+                <w:color w:val="ED7D31" w:themeColor="accent2"/>
               </w:rPr>
               <w:t>적용하고</w:t>
             </w:r>
             <w:r>
               <w:rPr>
                 <w:rFonts w:hint="eastAsia"/>
+                <w:color w:val="ED7D31" w:themeColor="accent2"/>
               </w:rPr>
               <w:t xml:space="preserve"> </w:t>
             </w:r>
             <w:r>
+              <w:rPr>
+                <w:color w:val="ED7D31" w:themeColor="accent2"/>
+              </w:rPr>
               <w:t xml:space="preserve">Canny </w:t>
             </w:r>
             <w:r>
               <w:rPr>
                 <w:rFonts w:hint="eastAsia"/>
+                <w:color w:val="ED7D31" w:themeColor="accent2"/>
               </w:rPr>
               <w:t>에지를</w:t>
             </w:r>
             <w:r>
               <w:rPr>
                 <w:rFonts w:hint="eastAsia"/>
+                <w:color w:val="ED7D31" w:themeColor="accent2"/>
               </w:rPr>
               <w:t xml:space="preserve"> </w:t>
             </w:r>
             <w:r>
               <w:rPr>
                 <w:rFonts w:hint="eastAsia"/>
+                <w:color w:val="ED7D31" w:themeColor="accent2"/>
               </w:rPr>
               <w:t>적용하여</w:t>
             </w:r>
             <w:r>
               <w:rPr>
                 <w:rFonts w:hint="eastAsia"/>
+                <w:color w:val="ED7D31" w:themeColor="accent2"/>
               </w:rPr>
               <w:t xml:space="preserve"> </w:t>
             </w:r>
             <w:r>
+              <w:rPr>
+                <w:color w:val="ED7D31" w:themeColor="accent2"/>
+              </w:rPr>
               <w:t xml:space="preserve">edge </w:t>
             </w:r>
             <w:r>
               <w:rPr>
                 <w:rFonts w:hint="eastAsia"/>
+                <w:color w:val="ED7D31" w:themeColor="accent2"/>
               </w:rPr>
               <w:t>영상을</w:t>
             </w:r>
             <w:r>
               <w:rPr>
                 <w:rFonts w:hint="eastAsia"/>
+                <w:color w:val="ED7D31" w:themeColor="accent2"/>
               </w:rPr>
               <w:t xml:space="preserve"> </w:t>
             </w:r>
             <w:r>
               <w:rPr>
                 <w:rFonts w:hint="eastAsia"/>
+                <w:color w:val="ED7D31" w:themeColor="accent2"/>
               </w:rPr>
               <w:t>획득</w:t>
             </w:r>
             <w:r>
               <w:rPr>
                 <w:rFonts w:hint="eastAsia"/>
+                <w:color w:val="ED7D31" w:themeColor="accent2"/>
               </w:rPr>
               <w:t xml:space="preserve"> </w:t>
             </w:r>
@@ -3513,6 +3573,16 @@
             <w:pPr>
               <w:jc w:val="center"/>
             </w:pPr>
+            <w:proofErr w:type="spellStart"/>
+            <w:r>
+              <w:t>extract_</w:t>
+            </w:r>
+            <w:proofErr w:type="gramStart"/>
+            <w:r>
+              <w:t>frames.ipynb</w:t>
+            </w:r>
+            <w:proofErr w:type="spellEnd"/>
+            <w:proofErr w:type="gramEnd"/>
           </w:p>
         </w:tc>
         <w:tc>
@@ -3521,33 +3591,70 @@
           </w:tcPr>
           <w:p>
             <w:r>
-              <w:rPr>
-                <w:rFonts w:hint="eastAsia"/>
-              </w:rPr>
+              <w:t>영상</w:t>
+            </w:r>
+            <w:r>
               <w:t xml:space="preserve"> </w:t>
             </w:r>
+            <w:r>
+              <w:t>데이터를</w:t>
+            </w:r>
+            <w:r>
+              <w:t xml:space="preserve"> </w:t>
+            </w:r>
+            <w:r>
+              <w:t>일정</w:t>
+            </w:r>
+            <w:r>
+              <w:rPr>
+                <w:rFonts w:hint="eastAsia"/>
+              </w:rPr>
+              <w:t xml:space="preserve"> </w:t>
+            </w:r>
+            <w:r>
+              <w:t>프레임</w:t>
+            </w:r>
+            <w:r>
+              <w:rPr>
+                <w:rFonts w:hint="eastAsia"/>
+              </w:rPr>
+              <w:t xml:space="preserve"> </w:t>
+            </w:r>
+            <w:r>
+              <w:t>간격으로</w:t>
+            </w:r>
+            <w:r>
+              <w:t xml:space="preserve"> </w:t>
+            </w:r>
+            <w:r>
+              <w:t>추출하여</w:t>
+            </w:r>
+            <w:r>
+              <w:t xml:space="preserve"> </w:t>
+            </w:r>
+            <w:r>
+              <w:t>이미지</w:t>
+            </w:r>
+            <w:r>
+              <w:t xml:space="preserve"> </w:t>
+            </w:r>
+            <w:r>
+              <w:t>데이터셋을</w:t>
+            </w:r>
+            <w:r>
+              <w:rPr>
+                <w:rFonts w:hint="eastAsia"/>
+              </w:rPr>
+              <w:t xml:space="preserve"> </w:t>
+            </w:r>
+            <w:r>
+              <w:t>생성</w:t>
+            </w:r>
           </w:p>
           <w:p>
             <w:pPr>
               <w:jc w:val="center"/>
             </w:pPr>
-          </w:p>
-          <w:p>
-            <w:pPr>
-              <w:jc w:val="center"/>
-            </w:pPr>
-            <w:r>
-              <w:rPr>
-                <w:rFonts w:hint="eastAsia"/>
-              </w:rPr>
-              <w:t>설명</w:t>
-            </w:r>
-            <w:r>
-              <w:rPr>
-                <w:rFonts w:hint="eastAsia"/>
-              </w:rPr>
-              <w:t xml:space="preserve"> </w:t>
-            </w:r>
           </w:p>
         </w:tc>
       </w:tr>
@@ -3560,6 +3667,9 @@
             <w:pPr>
               <w:jc w:val="center"/>
             </w:pPr>
+            <w:r>
+              <w:t>coco_bytetrack.py</w:t>
+            </w:r>
           </w:p>
         </w:tc>
         <w:tc>
@@ -3571,37 +3681,72 @@
               <w:jc w:val="center"/>
             </w:pPr>
             <w:r>
-              <w:rPr>
-                <w:rFonts w:hint="eastAsia"/>
-              </w:rPr>
-              <w:t>함수</w:t>
-            </w:r>
-            <w:r>
-              <w:rPr>
-                <w:rFonts w:hint="eastAsia"/>
-              </w:rPr>
+              <w:t xml:space="preserve">YOLOv5 COCO </w:t>
+            </w:r>
+            <w:r>
+              <w:t>모델과</w:t>
+            </w:r>
+            <w:r>
               <w:t xml:space="preserve"> </w:t>
             </w:r>
-          </w:p>
-          <w:p>
-            <w:pPr>
-              <w:jc w:val="center"/>
-            </w:pPr>
-          </w:p>
-          <w:p>
-            <w:pPr>
-              <w:jc w:val="center"/>
-            </w:pPr>
-          </w:p>
-          <w:p>
-            <w:pPr>
-              <w:jc w:val="center"/>
-            </w:pPr>
-            <w:r>
-              <w:rPr>
-                <w:rFonts w:hint="eastAsia"/>
-              </w:rPr>
-              <w:t>설명</w:t>
+            <w:proofErr w:type="spellStart"/>
+            <w:r>
+              <w:t>ByteTrack</w:t>
+            </w:r>
+            <w:proofErr w:type="spellEnd"/>
+            <w:r>
+              <w:rPr>
+                <w:rFonts w:hint="eastAsia"/>
+              </w:rPr>
+              <w:t>을</w:t>
+            </w:r>
+            <w:r>
+              <w:t xml:space="preserve"> </w:t>
+            </w:r>
+            <w:r>
+              <w:t>연동하여</w:t>
+            </w:r>
+            <w:r>
+              <w:t xml:space="preserve"> </w:t>
+            </w:r>
+            <w:r>
+              <w:t>차량</w:t>
+            </w:r>
+            <w:r>
+              <w:t xml:space="preserve"> </w:t>
+            </w:r>
+            <w:r>
+              <w:t>및</w:t>
+            </w:r>
+            <w:r>
+              <w:t xml:space="preserve"> </w:t>
+            </w:r>
+            <w:r>
+              <w:t>보행자를</w:t>
+            </w:r>
+            <w:r>
+              <w:t xml:space="preserve"> </w:t>
+            </w:r>
+            <w:r>
+              <w:t>추적하고</w:t>
+            </w:r>
+            <w:r>
+              <w:t xml:space="preserve"> </w:t>
+            </w:r>
+            <w:r>
+              <w:t>객체</w:t>
+            </w:r>
+            <w:r>
+              <w:t xml:space="preserve"> ID</w:t>
+            </w:r>
+            <w:r>
+              <w:t>를</w:t>
+            </w:r>
+            <w:r>
+              <w:t xml:space="preserve"> </w:t>
+            </w:r>
+            <w:r>
+              <w:t>부여</w:t>
             </w:r>
           </w:p>
         </w:tc>
@@ -3615,6 +3760,9 @@
             <w:pPr>
               <w:jc w:val="center"/>
             </w:pPr>
+            <w:r>
+              <w:t>integrated_pipeline.py</w:t>
+            </w:r>
           </w:p>
         </w:tc>
         <w:tc>
@@ -3930,102 +4078,58 @@
       </w:r>
       <w:r>
         <w:rPr>
+          <w:rFonts w:ascii="바탕체" w:hAnsi="바탕체" w:cs="바탕체"/>
+        </w:rPr>
+        <w:t xml:space="preserve">학습 및 추론 환경은 Windows 운영체제에서 Python 3.11.7 버전과 </w:t>
+      </w:r>
+      <w:proofErr w:type="spellStart"/>
+      <w:r>
+        <w:rPr>
+          <w:rFonts w:ascii="바탕체" w:hAnsi="바탕체" w:cs="바탕체"/>
+        </w:rPr>
+        <w:t>PyTorch</w:t>
+      </w:r>
+      <w:proofErr w:type="spellEnd"/>
+      <w:r>
+        <w:rPr>
+          <w:rFonts w:ascii="바탕체" w:hAnsi="바탕체" w:cs="바탕체"/>
+        </w:rPr>
+        <w:t xml:space="preserve"> 2.0.1, OpenCV 라이브러리를 사용하여 구축</w:t>
+      </w:r>
+      <w:r>
+        <w:rPr>
           <w:rFonts w:ascii="바탕체" w:hAnsi="바탕체" w:cs="바탕체" w:hint="eastAsia"/>
         </w:rPr>
-        <w:t>학습</w:t>
-      </w:r>
-      <w:r>
-        <w:rPr>
-          <w:rFonts w:ascii="바탕체" w:hAnsi="바탕체" w:cs="바탕체" w:hint="eastAsia"/>
-        </w:rPr>
-        <w:t xml:space="preserve"> 환경은 윈도우 OS에서 아나콘다로 설치된 Python </w:t>
+        <w:t>하였고,</w:t>
       </w:r>
       <w:r>
         <w:rPr>
           <w:rFonts w:ascii="바탕체" w:hAnsi="바탕체" w:cs="바탕체"/>
         </w:rPr>
-        <w:t>3</w:t>
-      </w:r>
-      <w:r>
-        <w:rPr>
-          <w:rFonts w:ascii="바탕체" w:hAnsi="바탕체" w:cs="바탕체" w:hint="eastAsia"/>
-        </w:rPr>
-        <w:t>.11</w:t>
-      </w:r>
+        <w:t xml:space="preserve"> 객체 검출 모델은 YOLOv5 프레임워크를 기반으로 학습 및 평가를 수행하였다. 또한 노란색 횡단보도 검출을 위한 데이터셋은 직접 수집한 영상으로부터 프레임을 추출하고 </w:t>
+      </w:r>
+      <w:proofErr w:type="spellStart"/>
       <w:r>
         <w:rPr>
           <w:rFonts w:ascii="바탕체" w:hAnsi="바탕체" w:cs="바탕체"/>
         </w:rPr>
-        <w:t>.</w:t>
-      </w:r>
-      <w:r>
-        <w:rPr>
-          <w:rFonts w:ascii="바탕체" w:hAnsi="바탕체" w:cs="바탕체" w:hint="eastAsia"/>
-        </w:rPr>
-        <w:t>1</w:t>
-      </w:r>
+        <w:t>라벨링하여</w:t>
+      </w:r>
+      <w:proofErr w:type="spellEnd"/>
       <w:r>
         <w:rPr>
           <w:rFonts w:ascii="바탕체" w:hAnsi="바탕체" w:cs="바탕체"/>
         </w:rPr>
-        <w:t xml:space="preserve">5 </w:t>
-      </w:r>
-      <w:r>
-        <w:rPr>
-          <w:rFonts w:ascii="바탕체" w:hAnsi="바탕체" w:cs="바탕체" w:hint="eastAsia"/>
-        </w:rPr>
-        <w:t xml:space="preserve">버전과 </w:t>
-      </w:r>
-      <w:proofErr w:type="spellStart"/>
-      <w:r>
-        <w:rPr>
-          <w:rFonts w:ascii="바탕체" w:hAnsi="바탕체" w:cs="바탕체" w:hint="eastAsia"/>
-        </w:rPr>
-        <w:t>opencv</w:t>
-      </w:r>
-      <w:proofErr w:type="spellEnd"/>
-      <w:r>
-        <w:rPr>
-          <w:rFonts w:ascii="바탕체" w:hAnsi="바탕체" w:cs="바탕체" w:hint="eastAsia"/>
-        </w:rPr>
-        <w:t xml:space="preserve">-python </w:t>
-      </w:r>
-      <w:r>
-        <w:rPr>
-          <w:rFonts w:ascii="바탕체" w:hAnsi="바탕체" w:cs="바탕체" w:hint="eastAsia"/>
-        </w:rPr>
-        <w:t>4</w:t>
-      </w:r>
-      <w:r>
-        <w:rPr>
-          <w:rFonts w:ascii="바탕체" w:hAnsi="바탕체" w:cs="바탕체" w:hint="eastAsia"/>
-        </w:rPr>
-        <w:t>.</w:t>
-      </w:r>
-      <w:r>
-        <w:rPr>
-          <w:rFonts w:ascii="바탕체" w:hAnsi="바탕체" w:cs="바탕체" w:hint="eastAsia"/>
-        </w:rPr>
-        <w:t>13.0</w:t>
-      </w:r>
-      <w:r>
-        <w:rPr>
-          <w:rFonts w:ascii="바탕체" w:hAnsi="바탕체" w:cs="바탕체" w:hint="eastAsia"/>
-        </w:rPr>
-        <w:t xml:space="preserve"> 버전</w:t>
-      </w:r>
-      <w:r>
-        <w:rPr>
-          <w:rFonts w:ascii="바탕체" w:hAnsi="바탕체" w:cs="바탕체" w:hint="eastAsia"/>
-        </w:rPr>
-        <w:t xml:space="preserve">을 </w:t>
-      </w:r>
-      <w:r>
-        <w:rPr>
-          <w:rFonts w:ascii="바탕체" w:hAnsi="바탕체" w:cs="바탕체" w:hint="eastAsia"/>
-        </w:rPr>
-        <w:t>사용하였다.</w:t>
-      </w:r>
+        <w:t xml:space="preserve"> 구축하였으며, 기존 공개 데이터와 함께 추가 학습(Fine-tuning)에 활용하였다.</w:t>
+      </w:r>
+    </w:p>
+    <w:p>
+      <w:pPr>
+        <w:ind w:firstLine="278"/>
+        <w:rPr>
+          <w:rFonts w:ascii="바탕체" w:hAnsi="바탕체" w:cs="바탕체"/>
+        </w:rPr>
+      </w:pPr>
       <w:r>
         <w:rPr>
           <w:rFonts w:ascii="바탕체" w:hAnsi="바탕체" w:cs="바탕체" w:hint="eastAsia"/>
@@ -4335,7 +4439,13 @@
               <w:rPr>
                 <w:rFonts w:ascii="바탕체" w:hAnsi="바탕체" w:hint="eastAsia"/>
               </w:rPr>
-              <w:t>3.11.15</w:t>
+              <w:t>3.11.1</w:t>
+            </w:r>
+            <w:r>
+              <w:rPr>
+                <w:rFonts w:ascii="바탕체" w:hAnsi="바탕체" w:hint="eastAsia"/>
+              </w:rPr>
+              <w:t>7</w:t>
             </w:r>
           </w:p>
         </w:tc>
@@ -4383,7 +4493,7 @@
               <w:rPr>
                 <w:rFonts w:ascii="바탕체" w:hAnsi="바탕체" w:hint="eastAsia"/>
               </w:rPr>
-              <w:t>4.13.0</w:t>
+              <w:t>4.8.1</w:t>
             </w:r>
           </w:p>
         </w:tc>
@@ -4426,6 +4536,12 @@
                 <w:rFonts w:ascii="바탕체" w:hAnsi="바탕체" w:hint="eastAsia"/>
               </w:rPr>
               <w:t>2.0.1</w:t>
+            </w:r>
+            <w:r>
+              <w:rPr>
+                <w:rFonts w:ascii="바탕체" w:hAnsi="바탕체" w:hint="eastAsia"/>
+              </w:rPr>
+              <w:t>+cpu</w:t>
             </w:r>
           </w:p>
         </w:tc>
@@ -5534,7 +5650,14 @@
         <w:rPr>
           <w:rFonts w:ascii="바탕" w:eastAsia="바탕" w:hAnsi="바탕" w:hint="eastAsia"/>
         </w:rPr>
-        <w:t>2명이상 참가한 경우 조원 별 수행 내용을 표로 적는다.</w:t>
+        <w:t xml:space="preserve">2명이상 참가한 경우 조원 별 수행 내용을 표로 </w:t>
+      </w:r>
+      <w:r>
+        <w:rPr>
+          <w:rFonts w:ascii="바탕" w:eastAsia="바탕" w:hAnsi="바탕" w:hint="eastAsia"/>
+        </w:rPr>
+        <w:lastRenderedPageBreak/>
+        <w:t>적는다.</w:t>
       </w:r>
       <w:r>
         <w:rPr>
@@ -5736,8 +5859,7 @@
               <w:rPr>
                 <w:rFonts w:hint="eastAsia"/>
               </w:rPr>
-              <w:lastRenderedPageBreak/>
-              <w:t>A</w:t>
+              <w:t>장지영</w:t>
             </w:r>
           </w:p>
         </w:tc>
@@ -5750,13 +5872,7 @@
               <w:rPr>
                 <w:rFonts w:hint="eastAsia"/>
               </w:rPr>
-              <w:t xml:space="preserve">XXXX </w:t>
-            </w:r>
-            <w:r>
-              <w:rPr>
-                <w:rFonts w:hint="eastAsia"/>
-              </w:rPr>
-              <w:t>알고리즘</w:t>
+              <w:t>모듈</w:t>
             </w:r>
             <w:r>
               <w:rPr>
@@ -5768,13 +5884,113 @@
               <w:rPr>
                 <w:rFonts w:hint="eastAsia"/>
               </w:rPr>
-              <w:t>개발</w:t>
+              <w:t>학습</w:t>
             </w:r>
             <w:r>
               <w:rPr>
                 <w:rFonts w:hint="eastAsia"/>
               </w:rPr>
               <w:t xml:space="preserve"> </w:t>
+            </w:r>
+            <w:r>
+              <w:rPr>
+                <w:rFonts w:hint="eastAsia"/>
+              </w:rPr>
+              <w:t>및</w:t>
+            </w:r>
+            <w:r>
+              <w:rPr>
+                <w:rFonts w:hint="eastAsia"/>
+              </w:rPr>
+              <w:t xml:space="preserve"> </w:t>
+            </w:r>
+            <w:r>
+              <w:rPr>
+                <w:rFonts w:hint="eastAsia"/>
+              </w:rPr>
+              <w:t>통합</w:t>
+            </w:r>
+            <w:r>
+              <w:rPr>
+                <w:rFonts w:hint="eastAsia"/>
+              </w:rPr>
+              <w:t xml:space="preserve"> (</w:t>
+            </w:r>
+            <w:r>
+              <w:rPr>
+                <w:rFonts w:hint="eastAsia"/>
+              </w:rPr>
+              <w:t>데이터</w:t>
+            </w:r>
+            <w:r>
+              <w:rPr>
+                <w:rFonts w:hint="eastAsia"/>
+              </w:rPr>
+              <w:t xml:space="preserve"> </w:t>
+            </w:r>
+            <w:r>
+              <w:rPr>
+                <w:rFonts w:hint="eastAsia"/>
+              </w:rPr>
+              <w:t>수집</w:t>
+            </w:r>
+            <w:r>
+              <w:rPr>
+                <w:rFonts w:hint="eastAsia"/>
+              </w:rPr>
+              <w:t xml:space="preserve"> </w:t>
+            </w:r>
+            <w:r>
+              <w:rPr>
+                <w:rFonts w:hint="eastAsia"/>
+              </w:rPr>
+              <w:t>및</w:t>
+            </w:r>
+            <w:r>
+              <w:rPr>
+                <w:rFonts w:hint="eastAsia"/>
+              </w:rPr>
+              <w:t xml:space="preserve"> </w:t>
+            </w:r>
+            <w:proofErr w:type="spellStart"/>
+            <w:r>
+              <w:rPr>
+                <w:rFonts w:hint="eastAsia"/>
+              </w:rPr>
+              <w:t>라벨링</w:t>
+            </w:r>
+            <w:proofErr w:type="spellEnd"/>
+            <w:r>
+              <w:rPr>
+                <w:rFonts w:hint="eastAsia"/>
+              </w:rPr>
+              <w:t>, Fine-</w:t>
+            </w:r>
+            <w:proofErr w:type="spellStart"/>
+            <w:r>
+              <w:rPr>
+                <w:rFonts w:hint="eastAsia"/>
+              </w:rPr>
+              <w:t>tuing</w:t>
+            </w:r>
+            <w:proofErr w:type="spellEnd"/>
+            <w:r>
+              <w:rPr>
+                <w:rFonts w:hint="eastAsia"/>
+              </w:rPr>
+              <w:t xml:space="preserve"> </w:t>
+            </w:r>
+            <w:r>
+              <w:rPr>
+                <w:rFonts w:hint="eastAsia"/>
+              </w:rPr>
+              <w:t>포함</w:t>
+            </w:r>
+            <w:r>
+              <w:rPr>
+                <w:rFonts w:hint="eastAsia"/>
+              </w:rPr>
+              <w:t>)</w:t>
             </w:r>
           </w:p>
           <w:p>
